--- a/programas/programa-biogeografia.docx
+++ b/programas/programa-biogeografia.docx
@@ -39,7 +39,7 @@
         <w:t xml:space="preserve"> </w:t>
       </w:r>
       <w:r>
-        <w:t xml:space="preserve">agosto</w:t>
+        <w:t xml:space="preserve">enero</w:t>
       </w:r>
       <w:r>
         <w:t xml:space="preserve"> </w:t>
@@ -51,7 +51,7 @@
         <w:t xml:space="preserve"> </w:t>
       </w:r>
       <w:r>
-        <w:t xml:space="preserve">2025</w:t>
+        <w:t xml:space="preserve">2026</w:t>
       </w:r>
     </w:p>
     <w:bookmarkStart w:id="23" w:name="básicos"/>
@@ -194,11 +194,11 @@
     </w:p>
     <w:p>
       <w:pPr>
+        <w:numPr>
+          <w:ilvl w:val="0"/>
+          <w:numId w:val="1002"/>
+        </w:numPr>
         <w:pStyle w:val="Compact"/>
-        <w:numPr>
-          <w:ilvl w:val="0"/>
-          <w:numId w:val="1002"/>
-        </w:numPr>
       </w:pPr>
       <w:r>
         <w:t xml:space="preserve">Objetivo: Resolver problemas científicos y prácticos mediante investigación, autoaprendizaje, técnicas numéricas y uso de tecnologías aplicadas.</w:t>
@@ -271,7 +271,7 @@
     </w:p>
     <w:bookmarkEnd w:id="22"/>
     <w:bookmarkEnd w:id="23"/>
-    <w:bookmarkStart w:id="26" w:name="descripción"/>
+    <w:bookmarkStart w:id="25" w:name="descripción"/>
     <w:p>
       <w:pPr>
         <w:pStyle w:val="Heading1"/>
@@ -294,15 +294,175 @@
         <w:pStyle w:val="FirstParagraph"/>
       </w:pPr>
       <w:r>
-        <w:t xml:space="preserve">Matriculaste biogeografía, bienvenida, bienvenido. Antes de profundizar en su contenido, hablemos de ciencia. Contrario a como se la ha concebido tradicionalmente, la ciencia es un proceso creativo y crítico, que despierta la curiosidad y la motivación e, idealmente, es una producción humana justa. Pero la ciencia está inmersa en una crisis, una de reproducibilidad que diezma su capacidad intrínseca para crear nuevo conocimiento, y que está convirtiéndola en una herramienta injusta.</w:t>
-      </w:r>
-    </w:p>
-    <w:p>
-      <w:pPr>
-        <w:pStyle w:val="TextBody"/>
-      </w:pPr>
-      <w:r>
-        <w:t xml:space="preserve">Diariamente, en todo el mundo millones de personas dedican ingentes cantidades de horas a la investigación. Aun así, difícilmente un equipo de investigadores intenta reproducir los estudios de otros, ni intentan replicar protocolos usando nuevos datos. Se atribuye este déficit a que, al publicar resultados científicos, no se aportan ni las fuentes, ni los métodos empleados. Aunque el panorama está cambiando, la única forma de aumentar la reproducibilidad, pasa por compartir las fuentes y utilizar métodos reproducibles. En definitiva, para hacer ciencia, necesitamos abrir nuestros métodos, publicar nuestros protocolos.</w:t>
+        <w:t xml:space="preserve">Matriculaste biogeografía, bienvenida, bienvenido. Antes de profundizar en su contenido, hablemos de dos aspectos que a ti, como estudiante, y a mí, como profesor, nos atañen</w:t>
+      </w:r>
+      <w:r>
+        <w:t xml:space="preserve"> </w:t>
+      </w:r>
+      <w:r>
+        <w:t xml:space="preserve">“</w:t>
+      </w:r>
+      <w:r>
+        <w:t xml:space="preserve">aunque no lo sepamos</w:t>
+      </w:r>
+      <w:r>
+        <w:t xml:space="preserve">”</w:t>
+      </w:r>
+      <w:r>
+        <w:t xml:space="preserve">: 1) la crisis existencial de la academia (lo he titulado así, valen otros títulos) y 2) reproducibilidad en las ciencias.</w:t>
+      </w:r>
+      <w:r>
+        <w:t xml:space="preserve"> </w:t>
+      </w:r>
+      <w:r>
+        <w:t xml:space="preserve">Sobre lo primero, la crisis existencial de la academia, hay muchas opiniones, algunas de las cuales son muy críticas, aunque yo me considero</w:t>
+      </w:r>
+      <w:r>
+        <w:t xml:space="preserve"> </w:t>
+      </w:r>
+      <w:r>
+        <w:t xml:space="preserve">“</w:t>
+      </w:r>
+      <w:r>
+        <w:t xml:space="preserve">moderado</w:t>
+      </w:r>
+      <w:r>
+        <w:t xml:space="preserve">”</w:t>
+      </w:r>
+      <w:r>
+        <w:t xml:space="preserve">. En general, se acepta que la academia está en crisis, y que esta crisis afecta a dos aspectos importantes: la</w:t>
+      </w:r>
+      <w:r>
+        <w:t xml:space="preserve"> </w:t>
+      </w:r>
+      <w:r>
+        <w:t xml:space="preserve">“</w:t>
+      </w:r>
+      <w:r>
+        <w:t xml:space="preserve">empleabilidad</w:t>
+      </w:r>
+      <w:r>
+        <w:t xml:space="preserve">”</w:t>
+      </w:r>
+      <w:r>
+        <w:t xml:space="preserve"> </w:t>
+      </w:r>
+      <w:r>
+        <w:t xml:space="preserve">de sus egresados y la producción científica. La empleabilidad tiene múltiples causas, pero una de las más importantes es que el grado ya ha dejado de ser una garantía de empleo estable, y esto ha llevado a una serie de problemas que son conocidos por todos. Algunos culpan la baja empleabilidad a la cuestionable calidad de la docencia (especialmente en la enseñanza preuniversitaria), y otros a la implementación de enfoques contemporáneos de enseñanza-aprendizaje, como el aprendizaje basado en competencias.</w:t>
+      </w:r>
+    </w:p>
+    <w:p>
+      <w:pPr>
+        <w:pStyle w:val="TextBody"/>
+      </w:pPr>
+      <w:r>
+        <w:t xml:space="preserve">Por otro lado, respecto de la producción científica en la academia, desde hace años se</w:t>
+      </w:r>
+      <w:r>
+        <w:t xml:space="preserve"> </w:t>
+      </w:r>
+      <w:r>
+        <w:t xml:space="preserve">“</w:t>
+      </w:r>
+      <w:r>
+        <w:t xml:space="preserve">vive</w:t>
+      </w:r>
+      <w:r>
+        <w:t xml:space="preserve">”</w:t>
+      </w:r>
+      <w:r>
+        <w:t xml:space="preserve"> </w:t>
+      </w:r>
+      <w:r>
+        <w:t xml:space="preserve">(o sobrevive) bajo el modelo</w:t>
+      </w:r>
+      <w:r>
+        <w:t xml:space="preserve"> </w:t>
+      </w:r>
+      <w:r>
+        <w:rPr>
+          <w:iCs/>
+          <w:i/>
+        </w:rPr>
+        <w:t xml:space="preserve">publish or perish</w:t>
+      </w:r>
+      <w:r>
+        <w:t xml:space="preserve">, el cual ha tenido consecuencias nefastas sobre qué conocimiento se produce en la universidad. Los académicos se ven bajo la presión de publicar, es decir, básicamente, publicar por publicar, y esto lleva a una competencia por fondos y a una falta de tiempo para la reflexión y el pensamiento crítico. Todo esto afecta a la calidad de la investigación, pero también a la formación de sus estudiantes.</w:t>
+      </w:r>
+    </w:p>
+    <w:p>
+      <w:pPr>
+        <w:pStyle w:val="TextBody"/>
+      </w:pPr>
+      <w:r>
+        <w:t xml:space="preserve">Súmale a todo lo anterior, la irrupción de la</w:t>
+      </w:r>
+      <w:r>
+        <w:t xml:space="preserve"> </w:t>
+      </w:r>
+      <w:r>
+        <w:t xml:space="preserve">“</w:t>
+      </w:r>
+      <w:r>
+        <w:t xml:space="preserve">inteligencia artificial generativa</w:t>
+      </w:r>
+      <w:r>
+        <w:t xml:space="preserve">”</w:t>
+      </w:r>
+      <w:r>
+        <w:t xml:space="preserve"> </w:t>
+      </w:r>
+      <w:r>
+        <w:t xml:space="preserve">(IA en lo adelante). La IA no vino a quitarte tu trabajo como muchos aseguran, sino que más bien vino a visibilizar el cúmulo de problemas que conlleva la docencia. Uno de los principales problemas que, a mi entender, visibilizó la IA, fue la escasa capacidad que tenemos los docentes de hacer de tutores en el aprendizaje. Otro aspecto que la IA visibilizó fue que no podemos prescindir del aprendizaje basado en conocimiento, pues publicaciones recientes están demostrando que quienes más provecho le están sacando a la IA son quienes tienen un conocimiento sólido de la materia que están estudiando. También la IA visibilizó otro aspecto relevante de la enseñanza y el aprendizaje: la capacidad de crear es esencial en la docencia universitaria, y la IA no puede sustituir la creatividad humana, pero puede ayudarla enormemente. En ciencias, necesitamos creatividad para muchas tareas, desde formular preguntas hasta resolver problemas. En definitiva, la IA vino a recordarnos que la docencia universitaria, además de ser crítica, creativa y motivadora, debe apoyarse en las herramientas más modernas en cada momento.</w:t>
+      </w:r>
+    </w:p>
+    <w:p>
+      <w:pPr>
+        <w:pStyle w:val="TextBody"/>
+      </w:pPr>
+      <w:r>
+        <w:t xml:space="preserve">Finalmente, sobre la reproducibilidad en la ciencia, este es un tema más antiguo, pero aún vigente. Imagina la reproducibilidad como un</w:t>
+      </w:r>
+      <w:r>
+        <w:t xml:space="preserve"> </w:t>
+      </w:r>
+      <w:r>
+        <w:t xml:space="preserve">“</w:t>
+      </w:r>
+      <w:r>
+        <w:t xml:space="preserve">sello</w:t>
+      </w:r>
+      <w:r>
+        <w:t xml:space="preserve">”</w:t>
+      </w:r>
+      <w:r>
+        <w:t xml:space="preserve"> </w:t>
+      </w:r>
+      <w:r>
+        <w:t xml:space="preserve">de garantía que debería tener todo nuevo descubrimiento que certifica algo como esto:</w:t>
+      </w:r>
+      <w:r>
+        <w:t xml:space="preserve"> </w:t>
+      </w:r>
+      <w:r>
+        <w:t xml:space="preserve">“</w:t>
+      </w:r>
+      <w:r>
+        <w:t xml:space="preserve">si yo lo produje, tú también deberías poder producirlo</w:t>
+      </w:r>
+      <w:r>
+        <w:t xml:space="preserve">”</w:t>
+      </w:r>
+      <w:r>
+        <w:t xml:space="preserve">. Contrario a como se la ha concebido tradicionalmente, la ciencia es un proceso creativo y crítico, que despierta la curiosidad y la motivación e, idealmente, es una producción humana justa. Pero la ciencia está inmersa, desde hace décadas, en una crisis de reproducibilidad que diezma su capacidad intrínseca para crear nuevo conocimiento, y que está convirtiéndola en una herramienta injusta.</w:t>
+      </w:r>
+    </w:p>
+    <w:p>
+      <w:pPr>
+        <w:pStyle w:val="TextBody"/>
+      </w:pPr>
+      <w:r>
+        <w:t xml:space="preserve">Diariamente, en todo el mundo millones de personas dedican ingentes cantidades de horas a la investigación. Aun así, difícilmente un equipo de investigadores ni tan siquiera intenta reproducir los estudios de otros, y mucho menos se consiguen replicar protocolos usando nuevos datos. Se atribuye este déficit a que, al publicar resultados científicos, no se aportan ni las fuentes, ni los métodos empleados. Aunque el panorama está cambiando, la única forma de aumentar la reproducibilidad, pasa por compartir las fuentes y utilizar métodos reproducibles. En definitiva, para hacer ciencia, necesitamos abrir nuestros métodos y publicar nuestros protocolos.</w:t>
       </w:r>
     </w:p>
     <w:p>
@@ -340,13 +500,68 @@
       </w:r>
     </w:p>
     <w:bookmarkEnd w:id="24"/>
-    <w:bookmarkStart w:id="25" w:name="versión-corta"/>
-    <w:p>
-      <w:pPr>
-        <w:pStyle w:val="Heading2"/>
-      </w:pPr>
-      <w:r>
-        <w:t xml:space="preserve">Versión corta</w:t>
+    <w:bookmarkEnd w:id="25"/>
+    <w:bookmarkStart w:id="26" w:name="competencias-de-la-asignatura"/>
+    <w:p>
+      <w:pPr>
+        <w:pStyle w:val="Heading1"/>
+      </w:pPr>
+      <w:r>
+        <w:t xml:space="preserve">Competencias de la asignatura</w:t>
+      </w:r>
+    </w:p>
+    <w:p>
+      <w:pPr>
+        <w:numPr>
+          <w:ilvl w:val="0"/>
+          <w:numId w:val="1004"/>
+        </w:numPr>
+      </w:pPr>
+      <w:r>
+        <w:t xml:space="preserve">Creatividad y curiosidad, al plantear tus propios problemas de investigación, formular preguntas y responderlas empleando soluciones propias y mejorando o adaptando las existentes.</w:t>
+      </w:r>
+    </w:p>
+    <w:p>
+      <w:pPr>
+        <w:numPr>
+          <w:ilvl w:val="0"/>
+          <w:numId w:val="1004"/>
+        </w:numPr>
+      </w:pPr>
+      <w:r>
+        <w:t xml:space="preserve">Criticismo, al cuestionar el desarrollo de esta disciplina, sus enfoques y sus paradigmas actuales.</w:t>
+      </w:r>
+    </w:p>
+    <w:p>
+      <w:pPr>
+        <w:numPr>
+          <w:ilvl w:val="0"/>
+          <w:numId w:val="1004"/>
+        </w:numPr>
+      </w:pPr>
+      <w:r>
+        <w:t xml:space="preserve">Comunicación, al redactar de forma abierta, tus resultados de investigación y proponer tus interpretaciones.</w:t>
+      </w:r>
+    </w:p>
+    <w:p>
+      <w:pPr>
+        <w:numPr>
+          <w:ilvl w:val="0"/>
+          <w:numId w:val="1004"/>
+        </w:numPr>
+      </w:pPr>
+      <w:r>
+        <w:t xml:space="preserve">Ciudadanía, apertura/transparencia, sentido de justicia y de igualdad, al contribuir con el conocimiento científico y al posibilitar la reproducibilidad de tus resultados.</w:t>
+      </w:r>
+    </w:p>
+    <w:bookmarkEnd w:id="26"/>
+    <w:bookmarkStart w:id="27" w:name="resultados-de-aprendizaje-esperados"/>
+    <w:p>
+      <w:pPr>
+        <w:pStyle w:val="Heading1"/>
+      </w:pPr>
+      <w:r>
+        <w:t xml:space="preserve">Resultados de aprendizaje esperados</w:t>
       </w:r>
     </w:p>
     <w:p>
@@ -354,126 +569,35 @@
         <w:pStyle w:val="FirstParagraph"/>
       </w:pPr>
       <w:r>
-        <w:t xml:space="preserve">Matriculaste biogeografía, bienvenida, bienvenido. Antes de profundizar en su contenido, hablemos de ciencia. La ciencia, incluida la biogeografía, atraviesa una crisis de reproducibilidad que afecta su capacidad para generar conocimiento nuevo y justo. Millones invierten tiempo en investigación, pero la falta de transparencia en métodos y fuentes dificulta la reproducibilidad y replicabilidad de las investigaciones. Aumentar la reproducibilidad requiere abrir nuestros métodos y publicar protocolos. En biogeografía, como en muchas otras disciplinas, la enseñanza debe ser creativa, crítica y que despierte la curiosidad, enfocándose en fundamentos que puedan reproducirse. Al estudiarla, en principio, deberías contribuir a un conocimiento abierto, justificando tus métodos y herramientas, facilitando al mismo tiempo la reproducibilidad. La biogeografía busca entender la distribución espacial y temporal de la diversidad biológica, desde genes hasta ecosistemas, en relación con variables como el área, el aislamiento y la latitud. Aunque se superpone con la ecología, son campos distintos pero interconectados. Los creadores de la teoría de la biogeografía insular incluso argumentaron que no veían</w:t>
-      </w:r>
-      <w:r>
-        <w:t xml:space="preserve"> </w:t>
-      </w:r>
-      <w:r>
-        <w:t xml:space="preserve">“</w:t>
-      </w:r>
-      <w:r>
-        <w:t xml:space="preserve">ninguna distinción real entre biogeografía y ecología</w:t>
-      </w:r>
-      <w:r>
-        <w:t xml:space="preserve">”</w:t>
-      </w:r>
-      <w:r>
-        <w:t xml:space="preserve"> </w:t>
-      </w:r>
-      <w:r>
-        <w:t xml:space="preserve">(MacArthur &amp; Wilson, 1967). Ambas disciplinas, pese a sus enfoques diferentes, colaboran en entender la complejidad de la vida en la Tierra.</w:t>
-      </w:r>
-    </w:p>
-    <w:bookmarkEnd w:id="25"/>
-    <w:bookmarkEnd w:id="26"/>
-    <w:bookmarkStart w:id="27" w:name="competencias-de-la-asignatura"/>
-    <w:p>
-      <w:pPr>
-        <w:pStyle w:val="Heading1"/>
-      </w:pPr>
-      <w:r>
-        <w:t xml:space="preserve">Competencias de la asignatura</w:t>
-      </w:r>
-    </w:p>
-    <w:p>
-      <w:pPr>
-        <w:numPr>
-          <w:ilvl w:val="0"/>
-          <w:numId w:val="1004"/>
-        </w:numPr>
-      </w:pPr>
-      <w:r>
-        <w:t xml:space="preserve">Creatividad y curiosidad, al plantear tus propios problemas de investigación, formular preguntas y responderlas empleando soluciones propias y mejorando o adaptando las existentes.</w:t>
-      </w:r>
-    </w:p>
-    <w:p>
-      <w:pPr>
-        <w:numPr>
-          <w:ilvl w:val="0"/>
-          <w:numId w:val="1004"/>
-        </w:numPr>
-      </w:pPr>
-      <w:r>
-        <w:t xml:space="preserve">Criticismo, al cuestionar el desarrollo de esta disciplina, sus enfoques y sus paradigmas actuales.</w:t>
-      </w:r>
-    </w:p>
-    <w:p>
-      <w:pPr>
-        <w:numPr>
-          <w:ilvl w:val="0"/>
-          <w:numId w:val="1004"/>
-        </w:numPr>
-      </w:pPr>
-      <w:r>
-        <w:t xml:space="preserve">Comunicación, al redactar de forma abierta, tus resultados de investigación y proponer tus interpretaciones.</w:t>
-      </w:r>
-    </w:p>
-    <w:p>
-      <w:pPr>
-        <w:numPr>
-          <w:ilvl w:val="0"/>
-          <w:numId w:val="1004"/>
-        </w:numPr>
-      </w:pPr>
-      <w:r>
-        <w:t xml:space="preserve">Ciudadanía, apertura/transparencia, sentido de justicia y de igualdad, al contribuir con el conocimiento científico y al posibilitar la reproducibilidad de tus resultados.</w:t>
+        <w:t xml:space="preserve">Al finalizar la asignatura, estas afirmaciones deberían ser ciertas:</w:t>
+      </w:r>
+    </w:p>
+    <w:p>
+      <w:pPr>
+        <w:pStyle w:val="TextBody"/>
+      </w:pPr>
+      <w:r>
+        <w:t xml:space="preserve">RAE1. Formulas preguntas de investigación en biogeografía que puedes dejar planteadas.</w:t>
+      </w:r>
+    </w:p>
+    <w:p>
+      <w:pPr>
+        <w:pStyle w:val="TextBody"/>
+      </w:pPr>
+      <w:r>
+        <w:t xml:space="preserve">RAE2. Aplicas métodos y técnicas usados en biogeografía para analizar la biodiversidad y su distribución espacial, con énfasis en ecología numérica, utilizando datos de terreno y basándote en protocolos reproducibles.</w:t>
+      </w:r>
+    </w:p>
+    <w:p>
+      <w:pPr>
+        <w:pStyle w:val="TextBody"/>
+      </w:pPr>
+      <w:r>
+        <w:t xml:space="preserve">RAE3. Comprendes los principios geográficos y ecológicos de la biogeografía, así como los procesos biogeográficos y la historia de la biota en la Tierra.</w:t>
       </w:r>
     </w:p>
     <w:bookmarkEnd w:id="27"/>
-    <w:bookmarkStart w:id="28" w:name="resultados-de-aprendizaje-esperados"/>
-    <w:p>
-      <w:pPr>
-        <w:pStyle w:val="Heading1"/>
-      </w:pPr>
-      <w:r>
-        <w:t xml:space="preserve">Resultados de aprendizaje esperados</w:t>
-      </w:r>
-    </w:p>
-    <w:p>
-      <w:pPr>
-        <w:pStyle w:val="FirstParagraph"/>
-      </w:pPr>
-      <w:r>
-        <w:t xml:space="preserve">Al finalizar la asignatura, estas afirmaciones deberían ser ciertas:</w:t>
-      </w:r>
-    </w:p>
-    <w:p>
-      <w:pPr>
-        <w:pStyle w:val="TextBody"/>
-      </w:pPr>
-      <w:r>
-        <w:t xml:space="preserve">RAE1. Formulas preguntas de investigación en biogeografía que puedes dejar planteadas.</w:t>
-      </w:r>
-    </w:p>
-    <w:p>
-      <w:pPr>
-        <w:pStyle w:val="TextBody"/>
-      </w:pPr>
-      <w:r>
-        <w:t xml:space="preserve">RAE2. Aplicas métodos y técnicas usados en biogeografía para analizar la biodiversidad y su distribución espacial, con énfasis en ecología numérica, utilizando datos de terreno y basándote en protocolos reproducibles.</w:t>
-      </w:r>
-    </w:p>
-    <w:p>
-      <w:pPr>
-        <w:pStyle w:val="TextBody"/>
-      </w:pPr>
-      <w:r>
-        <w:t xml:space="preserve">RAE3. Comprendes los principios geográficos y ecológicos de la biogeografía, así como los procesos biogeográficos y la historia de la biota en la Tierra.</w:t>
-      </w:r>
-    </w:p>
-    <w:bookmarkEnd w:id="28"/>
-    <w:bookmarkStart w:id="32" w:name="organización-del-curso"/>
+    <w:bookmarkStart w:id="43" w:name="organización-del-curso"/>
     <w:p>
       <w:pPr>
         <w:pStyle w:val="Heading1"/>
@@ -491,18 +615,18 @@
           <wp:inline>
             <wp:extent cx="6297930" cy="3265917"/>
             <wp:effectExtent b="0" l="0" r="0" t="0"/>
-            <wp:docPr descr="" title="" id="30" name="Picture"/>
+            <wp:docPr descr="" title="" id="29" name="Picture"/>
             <a:graphic>
               <a:graphicData uri="http://schemas.openxmlformats.org/drawingml/2006/picture">
                 <pic:pic>
                   <pic:nvPicPr>
-                    <pic:cNvPr descr="../presentaciones/esquema-comun-materias.jpg" id="31" name="Picture"/>
+                    <pic:cNvPr descr="../presentaciones/esquema-comun-materias.jpg" id="30" name="Picture"/>
                     <pic:cNvPicPr>
                       <a:picLocks noChangeArrowheads="1" noChangeAspect="1"/>
                     </pic:cNvPicPr>
                   </pic:nvPicPr>
                   <pic:blipFill>
-                    <a:blip r:embed="rId29"/>
+                    <a:blip r:embed="rId28"/>
                     <a:stretch>
                       <a:fillRect/>
                     </a:stretch>
@@ -529,371 +653,370 @@
         </w:drawing>
       </w:r>
     </w:p>
+    <w:bookmarkStart w:id="31" w:name="X268863c226b16b9ef8716e99959c092d60ac382"/>
+    <w:p>
+      <w:pPr>
+        <w:pStyle w:val="Heading2"/>
+      </w:pPr>
+      <w:r>
+        <w:t xml:space="preserve">Unidad 1. Fundamentos, contexto de la biogeografía y repaso de ecología numérica</w:t>
+      </w:r>
+    </w:p>
+    <w:p>
+      <w:pPr>
+        <w:numPr>
+          <w:ilvl w:val="0"/>
+          <w:numId w:val="1005"/>
+        </w:numPr>
+      </w:pPr>
+      <w:r>
+        <w:rPr>
+          <w:bCs/>
+          <w:b/>
+        </w:rPr>
+        <w:t xml:space="preserve">Definiciones y alcance</w:t>
+      </w:r>
+      <w:r>
+        <w:t xml:space="preserve">: aplicaciones, preguntas en biogeografía, temas comunes e interdisciplinarios.</w:t>
+      </w:r>
+    </w:p>
+    <w:p>
+      <w:pPr>
+        <w:numPr>
+          <w:ilvl w:val="0"/>
+          <w:numId w:val="1005"/>
+        </w:numPr>
+      </w:pPr>
+      <w:r>
+        <w:rPr>
+          <w:bCs/>
+          <w:b/>
+        </w:rPr>
+        <w:t xml:space="preserve">Epistemología e historia</w:t>
+      </w:r>
+      <w:r>
+        <w:t xml:space="preserve">: reseña histórica de las ciencias naturales y sus implicaciones hacia la biogeografía.</w:t>
+      </w:r>
+    </w:p>
+    <w:p>
+      <w:pPr>
+        <w:numPr>
+          <w:ilvl w:val="0"/>
+          <w:numId w:val="1005"/>
+        </w:numPr>
+      </w:pPr>
+      <w:r>
+        <w:rPr>
+          <w:bCs/>
+          <w:b/>
+        </w:rPr>
+        <w:t xml:space="preserve">Fuentes de información</w:t>
+      </w:r>
+      <w:r>
+        <w:t xml:space="preserve">: revistas científicas y manuales habituales en biogeografía.</w:t>
+      </w:r>
+    </w:p>
+    <w:p>
+      <w:pPr>
+        <w:numPr>
+          <w:ilvl w:val="0"/>
+          <w:numId w:val="1005"/>
+        </w:numPr>
+      </w:pPr>
+      <w:r>
+        <w:rPr>
+          <w:bCs/>
+          <w:b/>
+        </w:rPr>
+        <w:t xml:space="preserve">Repaso de ecología numérica</w:t>
+      </w:r>
+      <w:r>
+        <w:t xml:space="preserve">:</w:t>
+      </w:r>
+      <w:r>
+        <w:t xml:space="preserve"> </w:t>
+      </w:r>
+      <w:r>
+        <w:rPr>
+          <w:iCs/>
+          <w:i/>
+        </w:rPr>
+        <w:t xml:space="preserve">análisis exploratorio de datos</w:t>
+      </w:r>
+      <w:r>
+        <w:t xml:space="preserve"> </w:t>
+      </w:r>
+      <w:r>
+        <w:t xml:space="preserve">(AED o EDA, resúmenes estadísticos sobre la comunidad y las variables ambientales, mapas, paneles de correlación);</w:t>
+      </w:r>
+      <w:r>
+        <w:t xml:space="preserve"> </w:t>
+      </w:r>
+      <w:r>
+        <w:rPr>
+          <w:iCs/>
+          <w:i/>
+        </w:rPr>
+        <w:t xml:space="preserve">medición de asociación</w:t>
+      </w:r>
+      <w:r>
+        <w:t xml:space="preserve">, modos de análisis Q y R, paradoja de Orlóci;</w:t>
+      </w:r>
+      <w:r>
+        <w:t xml:space="preserve"> </w:t>
+      </w:r>
+      <w:r>
+        <w:rPr>
+          <w:iCs/>
+          <w:i/>
+        </w:rPr>
+        <w:t xml:space="preserve">análisis de agrupamiento (cluster analysis)</w:t>
+      </w:r>
+      <w:r>
+        <w:t xml:space="preserve">, agrupamiento jerárquico, interpretación y comparación de resultados, grupos (clústers), especies indicadoras, especies con preferencia por hábitats;</w:t>
+      </w:r>
+      <w:r>
+        <w:t xml:space="preserve"> </w:t>
+      </w:r>
+      <w:r>
+        <w:rPr>
+          <w:iCs/>
+          <w:i/>
+        </w:rPr>
+        <w:t xml:space="preserve">análisis de ordenación</w:t>
+      </w:r>
+      <w:r>
+        <w:t xml:space="preserve">, ordenación simple (no restringida) y ordenación canónica (restringida);</w:t>
+      </w:r>
+      <w:r>
+        <w:t xml:space="preserve"> </w:t>
+      </w:r>
+      <w:r>
+        <w:rPr>
+          <w:iCs/>
+          <w:i/>
+        </w:rPr>
+        <w:t xml:space="preserve">análisis de diversidad</w:t>
+      </w:r>
+      <w:r>
+        <w:t xml:space="preserve">, diversidad alpha, diversidad beta;</w:t>
+      </w:r>
+      <w:r>
+        <w:t xml:space="preserve"> </w:t>
+      </w:r>
+      <w:r>
+        <w:rPr>
+          <w:iCs/>
+          <w:i/>
+        </w:rPr>
+        <w:t xml:space="preserve">ecología espacial</w:t>
+      </w:r>
+      <w:r>
+        <w:t xml:space="preserve">, análisis espacial de datos ecológicos, autocorrelación, modelos de distribución de especies.</w:t>
+      </w:r>
+    </w:p>
+    <w:bookmarkEnd w:id="31"/>
+    <w:bookmarkStart w:id="32" w:name="Xb919f6d3d90598fc82e276871d139688c61ef39"/>
+    <w:p>
+      <w:pPr>
+        <w:pStyle w:val="Heading2"/>
+      </w:pPr>
+      <w:r>
+        <w:t xml:space="preserve">Unidad 2. La</w:t>
+      </w:r>
+      <w:r>
+        <w:t xml:space="preserve"> </w:t>
+      </w:r>
+      <w:r>
+        <w:t xml:space="preserve">“</w:t>
+      </w:r>
+      <w:r>
+        <w:t xml:space="preserve">plantilla</w:t>
+      </w:r>
+      <w:r>
+        <w:t xml:space="preserve">”</w:t>
+      </w:r>
+      <w:r>
+        <w:t xml:space="preserve"> </w:t>
+      </w:r>
+      <w:r>
+        <w:t xml:space="preserve">geográfica, factores físicos y ambientales</w:t>
+      </w:r>
+    </w:p>
+    <w:p>
+      <w:pPr>
+        <w:numPr>
+          <w:ilvl w:val="0"/>
+          <w:numId w:val="1006"/>
+        </w:numPr>
+      </w:pPr>
+      <w:r>
+        <w:rPr>
+          <w:bCs/>
+          <w:b/>
+        </w:rPr>
+        <w:t xml:space="preserve">Introducción</w:t>
+      </w:r>
+      <w:r>
+        <w:t xml:space="preserve">: definiciones, elementos comunes, importancia para el análisis biogeográfico, nociones básicas de cartografía.</w:t>
+      </w:r>
+    </w:p>
+    <w:p>
+      <w:pPr>
+        <w:numPr>
+          <w:ilvl w:val="0"/>
+          <w:numId w:val="1006"/>
+        </w:numPr>
+      </w:pPr>
+      <w:r>
+        <w:rPr>
+          <w:bCs/>
+          <w:b/>
+        </w:rPr>
+        <w:t xml:space="preserve">Clima</w:t>
+      </w:r>
+      <w:r>
+        <w:t xml:space="preserve">: balance energético, radiación electromagnética, fundamentos astronómicos, temperatura, circulación general atmosférica, humedad y precipitación, biomas determinados por el clima, variación del clima.</w:t>
+      </w:r>
+    </w:p>
+    <w:p>
+      <w:pPr>
+        <w:numPr>
+          <w:ilvl w:val="0"/>
+          <w:numId w:val="1006"/>
+        </w:numPr>
+      </w:pPr>
+      <w:r>
+        <w:rPr>
+          <w:bCs/>
+          <w:b/>
+        </w:rPr>
+        <w:t xml:space="preserve">Ambiente acuático</w:t>
+      </w:r>
+      <w:r>
+        <w:t xml:space="preserve">: agua en la Tierra, interacción con la luz, propiedades físicas y químicas en relación con la profundidad, ambientes de agua dulce.</w:t>
+      </w:r>
+    </w:p>
+    <w:p>
+      <w:pPr>
+        <w:numPr>
+          <w:ilvl w:val="0"/>
+          <w:numId w:val="1006"/>
+        </w:numPr>
+      </w:pPr>
+      <w:r>
+        <w:rPr>
+          <w:bCs/>
+          <w:b/>
+        </w:rPr>
+        <w:t xml:space="preserve">Ambiente terrestre</w:t>
+      </w:r>
+      <w:r>
+        <w:t xml:space="preserve">: constricciones físicas, luz, suelo.</w:t>
+      </w:r>
+    </w:p>
     <w:bookmarkEnd w:id="32"/>
-    <w:bookmarkStart w:id="33" w:name="X268863c226b16b9ef8716e99959c092d60ac382"/>
-    <w:p>
-      <w:pPr>
-        <w:pStyle w:val="Heading1"/>
-      </w:pPr>
-      <w:r>
-        <w:t xml:space="preserve">Unidad 1. Fundamentos, contexto de la biogeografía y repaso de ecología numérica</w:t>
-      </w:r>
-    </w:p>
-    <w:p>
-      <w:pPr>
-        <w:numPr>
-          <w:ilvl w:val="0"/>
-          <w:numId w:val="1005"/>
-        </w:numPr>
-      </w:pPr>
-      <w:r>
-        <w:rPr>
-          <w:b/>
-          <w:bCs/>
-        </w:rPr>
-        <w:t xml:space="preserve">Definiciones y alcance</w:t>
-      </w:r>
-      <w:r>
-        <w:t xml:space="preserve">: aplicaciones, preguntas en biogeografía, temas comunes e interdisciplinarios.</w:t>
-      </w:r>
-    </w:p>
-    <w:p>
-      <w:pPr>
-        <w:numPr>
-          <w:ilvl w:val="0"/>
-          <w:numId w:val="1005"/>
-        </w:numPr>
-      </w:pPr>
-      <w:r>
-        <w:rPr>
-          <w:b/>
-          <w:bCs/>
-        </w:rPr>
-        <w:t xml:space="preserve">Epistemología e historia</w:t>
-      </w:r>
-      <w:r>
-        <w:t xml:space="preserve">: reseña histórica de las ciencias naturales y sus implicaciones hacia la biogeografía.</w:t>
-      </w:r>
-    </w:p>
-    <w:p>
-      <w:pPr>
-        <w:numPr>
-          <w:ilvl w:val="0"/>
-          <w:numId w:val="1005"/>
-        </w:numPr>
-      </w:pPr>
-      <w:r>
-        <w:rPr>
-          <w:b/>
-          <w:bCs/>
-        </w:rPr>
-        <w:t xml:space="preserve">Fuentes de información</w:t>
-      </w:r>
-      <w:r>
-        <w:t xml:space="preserve">: revistas científicas y manuales habituales en biogeografía.</w:t>
-      </w:r>
-    </w:p>
-    <w:p>
-      <w:pPr>
-        <w:numPr>
-          <w:ilvl w:val="0"/>
-          <w:numId w:val="1005"/>
-        </w:numPr>
-      </w:pPr>
-      <w:r>
-        <w:rPr>
-          <w:b/>
-          <w:bCs/>
-        </w:rPr>
-        <w:t xml:space="preserve">Repaso de ecología numérica</w:t>
-      </w:r>
-      <w:r>
-        <w:t xml:space="preserve">:</w:t>
-      </w:r>
-      <w:r>
-        <w:t xml:space="preserve"> </w:t>
-      </w:r>
-      <w:r>
-        <w:rPr>
-          <w:i/>
-          <w:iCs/>
-        </w:rPr>
-        <w:t xml:space="preserve">análisis exploratorio de datos</w:t>
-      </w:r>
-      <w:r>
-        <w:t xml:space="preserve"> </w:t>
-      </w:r>
-      <w:r>
-        <w:t xml:space="preserve">(AED o EDA, resúmenes estadísticos sobre la comunidad y las variables ambientales, mapas, paneles de correlación);</w:t>
-      </w:r>
-      <w:r>
-        <w:t xml:space="preserve"> </w:t>
-      </w:r>
-      <w:r>
-        <w:rPr>
-          <w:i/>
-          <w:iCs/>
-        </w:rPr>
-        <w:t xml:space="preserve">medición de asociación</w:t>
-      </w:r>
-      <w:r>
-        <w:t xml:space="preserve">, modos de análisis Q y R, paradoja de Orlóci;</w:t>
-      </w:r>
-      <w:r>
-        <w:t xml:space="preserve"> </w:t>
-      </w:r>
-      <w:r>
-        <w:rPr>
-          <w:i/>
-          <w:iCs/>
-        </w:rPr>
-        <w:t xml:space="preserve">análisis de agrupamiento (cluster analysis)</w:t>
-      </w:r>
-      <w:r>
-        <w:t xml:space="preserve">, agrupamiento jerárquico, interpretación y comparación de resultados, grupos (clústers), especies indicadoras, especies con preferencia por hábitats;</w:t>
-      </w:r>
-      <w:r>
-        <w:t xml:space="preserve"> </w:t>
-      </w:r>
-      <w:r>
-        <w:rPr>
-          <w:i/>
-          <w:iCs/>
-        </w:rPr>
-        <w:t xml:space="preserve">análisis de ordenación</w:t>
-      </w:r>
-      <w:r>
-        <w:t xml:space="preserve">, ordenación simple (no restringida) y ordenación canónica (restringida);</w:t>
-      </w:r>
-      <w:r>
-        <w:t xml:space="preserve"> </w:t>
-      </w:r>
-      <w:r>
-        <w:rPr>
-          <w:i/>
-          <w:iCs/>
-        </w:rPr>
-        <w:t xml:space="preserve">análisis de diversidad</w:t>
-      </w:r>
-      <w:r>
-        <w:t xml:space="preserve">, diversidad alpha, diversidad beta;</w:t>
-      </w:r>
-      <w:r>
-        <w:t xml:space="preserve"> </w:t>
-      </w:r>
-      <w:r>
-        <w:rPr>
-          <w:i/>
-          <w:iCs/>
-        </w:rPr>
-        <w:t xml:space="preserve">ecología espacial</w:t>
-      </w:r>
-      <w:r>
-        <w:t xml:space="preserve">, análisis espacial de datos ecológicos, autocorrelación, modelos de distribución de especies.</w:t>
+    <w:bookmarkStart w:id="33" w:name="Xc18e2229eb9e9e00fb1f6dcb62471e6626902fc"/>
+    <w:p>
+      <w:pPr>
+        <w:pStyle w:val="Heading2"/>
+      </w:pPr>
+      <w:r>
+        <w:t xml:space="preserve">Unidad 3. Distribución, dinámica y evolución de la biodiversidad</w:t>
+      </w:r>
+    </w:p>
+    <w:p>
+      <w:pPr>
+        <w:numPr>
+          <w:ilvl w:val="0"/>
+          <w:numId w:val="1007"/>
+        </w:numPr>
+      </w:pPr>
+      <w:r>
+        <w:rPr>
+          <w:bCs/>
+          <w:b/>
+        </w:rPr>
+        <w:t xml:space="preserve">Distribución de especies</w:t>
+      </w:r>
+      <w:r>
+        <w:t xml:space="preserve">: ámbito (range) geográfico, individuos y poblaciones en los estudios de distribución, límites del ámbito, patrones derivados, predicción de ámbitos,</w:t>
+      </w:r>
+      <w:r>
+        <w:t xml:space="preserve"> </w:t>
+      </w:r>
+      <w:r>
+        <w:t xml:space="preserve">“</w:t>
+      </w:r>
+      <w:r>
+        <w:t xml:space="preserve">leyes</w:t>
+      </w:r>
+      <w:r>
+        <w:t xml:space="preserve">”</w:t>
+      </w:r>
+      <w:r>
+        <w:t xml:space="preserve">.</w:t>
+      </w:r>
+    </w:p>
+    <w:p>
+      <w:pPr>
+        <w:numPr>
+          <w:ilvl w:val="0"/>
+          <w:numId w:val="1007"/>
+        </w:numPr>
+      </w:pPr>
+      <w:r>
+        <w:rPr>
+          <w:bCs/>
+          <w:b/>
+        </w:rPr>
+        <w:t xml:space="preserve">Distribución de comunidades</w:t>
+      </w:r>
+      <w:r>
+        <w:t xml:space="preserve">: definiciones, organización, comunidades en el tiempo y en el espacio, biomas terrestres, comunidades acuáticas, geografía de los ecosistemas.</w:t>
+      </w:r>
+    </w:p>
+    <w:p>
+      <w:pPr>
+        <w:numPr>
+          <w:ilvl w:val="0"/>
+          <w:numId w:val="1007"/>
+        </w:numPr>
+      </w:pPr>
+      <w:r>
+        <w:rPr>
+          <w:bCs/>
+          <w:b/>
+        </w:rPr>
+        <w:t xml:space="preserve">Dispersión e inmigración</w:t>
+      </w:r>
+      <w:r>
+        <w:t xml:space="preserve">: definiciones como procesos ecológicos, expansión del ámbito, mecanismos, barreras, establecimiento de colonias.</w:t>
+      </w:r>
+    </w:p>
+    <w:p>
+      <w:pPr>
+        <w:numPr>
+          <w:ilvl w:val="0"/>
+          <w:numId w:val="1007"/>
+        </w:numPr>
+      </w:pPr>
+      <w:r>
+        <w:rPr>
+          <w:bCs/>
+          <w:b/>
+        </w:rPr>
+        <w:t xml:space="preserve">Especiación y extinción</w:t>
+      </w:r>
+      <w:r>
+        <w:t xml:space="preserve">: definiciones, sistemática, macroevolución, evolución en el registro fósil.</w:t>
       </w:r>
     </w:p>
     <w:bookmarkEnd w:id="33"/>
-    <w:bookmarkStart w:id="34" w:name="Xb919f6d3d90598fc82e276871d139688c61ef39"/>
-    <w:p>
-      <w:pPr>
-        <w:pStyle w:val="Heading1"/>
-      </w:pPr>
-      <w:r>
-        <w:t xml:space="preserve">Unidad 2. La</w:t>
-      </w:r>
-      <w:r>
-        <w:t xml:space="preserve"> </w:t>
-      </w:r>
-      <w:r>
-        <w:t xml:space="preserve">“</w:t>
-      </w:r>
-      <w:r>
-        <w:t xml:space="preserve">plantilla</w:t>
-      </w:r>
-      <w:r>
-        <w:t xml:space="preserve">”</w:t>
-      </w:r>
-      <w:r>
-        <w:t xml:space="preserve"> </w:t>
-      </w:r>
-      <w:r>
-        <w:t xml:space="preserve">geográfica, factores físicos y ambientales</w:t>
-      </w:r>
-    </w:p>
-    <w:p>
-      <w:pPr>
-        <w:numPr>
-          <w:ilvl w:val="0"/>
-          <w:numId w:val="1006"/>
-        </w:numPr>
-      </w:pPr>
-      <w:r>
-        <w:rPr>
-          <w:b/>
-          <w:bCs/>
-        </w:rPr>
-        <w:t xml:space="preserve">Introducción</w:t>
-      </w:r>
-      <w:r>
-        <w:t xml:space="preserve">: definiciones, elementos comunes, importancia para el análisis biogeográfico, nociones básicas de cartografía.</w:t>
-      </w:r>
-    </w:p>
-    <w:p>
-      <w:pPr>
-        <w:numPr>
-          <w:ilvl w:val="0"/>
-          <w:numId w:val="1006"/>
-        </w:numPr>
-      </w:pPr>
-      <w:r>
-        <w:rPr>
-          <w:b/>
-          <w:bCs/>
-        </w:rPr>
-        <w:t xml:space="preserve">Clima</w:t>
-      </w:r>
-      <w:r>
-        <w:t xml:space="preserve">: balance energético, radiación electromagnética, fundamentos astronómicos, temperatura, circulación general atmosférica, humedad y precipitación, biomas determinados por el clima, variación del clima.</w:t>
-      </w:r>
-    </w:p>
-    <w:p>
-      <w:pPr>
-        <w:numPr>
-          <w:ilvl w:val="0"/>
-          <w:numId w:val="1006"/>
-        </w:numPr>
-      </w:pPr>
-      <w:r>
-        <w:rPr>
-          <w:b/>
-          <w:bCs/>
-        </w:rPr>
-        <w:t xml:space="preserve">Ambiente acuático</w:t>
-      </w:r>
-      <w:r>
-        <w:t xml:space="preserve">: agua en la Tierra, interacción con la luz, propiedades físicas y químicas en relación con la profundidad, ambientes de agua dulce.</w:t>
-      </w:r>
-    </w:p>
-    <w:p>
-      <w:pPr>
-        <w:numPr>
-          <w:ilvl w:val="0"/>
-          <w:numId w:val="1006"/>
-        </w:numPr>
-      </w:pPr>
-      <w:r>
-        <w:rPr>
-          <w:b/>
-          <w:bCs/>
-        </w:rPr>
-        <w:t xml:space="preserve">Ambiente terrestre</w:t>
-      </w:r>
-      <w:r>
-        <w:t xml:space="preserve">: constricciones físicas, luz, suelo.</w:t>
-      </w:r>
-    </w:p>
-    <w:bookmarkEnd w:id="34"/>
-    <w:bookmarkStart w:id="35" w:name="Xc18e2229eb9e9e00fb1f6dcb62471e6626902fc"/>
-    <w:p>
-      <w:pPr>
-        <w:pStyle w:val="Heading1"/>
-      </w:pPr>
-      <w:r>
-        <w:t xml:space="preserve">Unidad 3. Distribución, dinámica y evolución de la biodiversidad</w:t>
-      </w:r>
-    </w:p>
-    <w:p>
-      <w:pPr>
-        <w:numPr>
-          <w:ilvl w:val="0"/>
-          <w:numId w:val="1007"/>
-        </w:numPr>
-      </w:pPr>
-      <w:r>
-        <w:rPr>
-          <w:b/>
-          <w:bCs/>
-        </w:rPr>
-        <w:t xml:space="preserve">Distribución de especies</w:t>
-      </w:r>
-      <w:r>
-        <w:t xml:space="preserve">: ámbito (range) geográfico, individuos y poblaciones en los estudios de distribución, límites del ámbito, patrones derivados, predicción de ámbitos,</w:t>
-      </w:r>
-      <w:r>
-        <w:t xml:space="preserve"> </w:t>
-      </w:r>
-      <w:r>
-        <w:t xml:space="preserve">“</w:t>
-      </w:r>
-      <w:r>
-        <w:t xml:space="preserve">leyes</w:t>
-      </w:r>
-      <w:r>
-        <w:t xml:space="preserve">”</w:t>
-      </w:r>
-      <w:r>
-        <w:t xml:space="preserve">.</w:t>
-      </w:r>
-    </w:p>
-    <w:p>
-      <w:pPr>
-        <w:numPr>
-          <w:ilvl w:val="0"/>
-          <w:numId w:val="1007"/>
-        </w:numPr>
-      </w:pPr>
-      <w:r>
-        <w:rPr>
-          <w:b/>
-          <w:bCs/>
-        </w:rPr>
-        <w:t xml:space="preserve">Distribución de comunidades</w:t>
-      </w:r>
-      <w:r>
-        <w:t xml:space="preserve">: definiciones, organización, comunidades en el tiempo y en el espacio, biomas terrestres, comunidades acuáticas, geografía de los ecosistemas.</w:t>
-      </w:r>
-    </w:p>
-    <w:p>
-      <w:pPr>
-        <w:numPr>
-          <w:ilvl w:val="0"/>
-          <w:numId w:val="1007"/>
-        </w:numPr>
-      </w:pPr>
-      <w:r>
-        <w:rPr>
-          <w:b/>
-          <w:bCs/>
-        </w:rPr>
-        <w:t xml:space="preserve">Dispersión e inmigración</w:t>
-      </w:r>
-      <w:r>
-        <w:t xml:space="preserve">: definiciones como procesos ecológicos, expansión del ámbito, mecanismos, barreras, establecimiento de colonias.</w:t>
-      </w:r>
-    </w:p>
-    <w:p>
-      <w:pPr>
-        <w:numPr>
-          <w:ilvl w:val="0"/>
-          <w:numId w:val="1007"/>
-        </w:numPr>
-      </w:pPr>
-      <w:r>
-        <w:rPr>
-          <w:b/>
-          <w:bCs/>
-        </w:rPr>
-        <w:t xml:space="preserve">Especiación y extinción</w:t>
-      </w:r>
-      <w:r>
-        <w:t xml:space="preserve">: definiciones, sistemática, macroevolución, evolución en el registro fósil.</w:t>
-      </w:r>
-    </w:p>
-    <w:bookmarkEnd w:id="35"/>
-    <w:bookmarkStart w:id="43" w:name="X48074a6506c52ae5c117821dde7bcd7f3173333"/>
-    <w:p>
-      <w:pPr>
-        <w:pStyle w:val="Heading1"/>
+    <w:bookmarkStart w:id="34" w:name="X48074a6506c52ae5c117821dde7bcd7f3173333"/>
+    <w:p>
+      <w:pPr>
+        <w:pStyle w:val="Heading2"/>
       </w:pPr>
       <w:r>
         <w:t xml:space="preserve">Unidad 4. Historia geológica, linajes, islas y biogeografía de La Española</w:t>
@@ -908,8 +1031,8 @@
       </w:pPr>
       <w:r>
         <w:rPr>
-          <w:b/>
-          <w:bCs/>
+          <w:bCs/>
+          <w:b/>
         </w:rPr>
         <w:t xml:space="preserve">Cambios en la Tierra</w:t>
       </w:r>
@@ -926,8 +1049,8 @@
       </w:pPr>
       <w:r>
         <w:rPr>
-          <w:b/>
-          <w:bCs/>
+          <w:bCs/>
+          <w:b/>
         </w:rPr>
         <w:t xml:space="preserve">Diversificación e historia de los linajes</w:t>
       </w:r>
@@ -944,8 +1067,8 @@
       </w:pPr>
       <w:r>
         <w:rPr>
-          <w:b/>
-          <w:bCs/>
+          <w:bCs/>
+          <w:b/>
         </w:rPr>
         <w:t xml:space="preserve">Biogeografía insular</w:t>
       </w:r>
@@ -962,8 +1085,8 @@
       </w:pPr>
       <w:r>
         <w:rPr>
-          <w:b/>
-          <w:bCs/>
+          <w:bCs/>
+          <w:b/>
         </w:rPr>
         <w:t xml:space="preserve">Biogeografía de La Española</w:t>
       </w:r>
@@ -978,7 +1101,8 @@
         </w:pict>
       </w:r>
     </w:p>
-    <w:bookmarkStart w:id="36" w:name="estrategias-y-actividades-formativas"/>
+    <w:bookmarkEnd w:id="34"/>
+    <w:bookmarkStart w:id="35" w:name="estrategias-y-actividades-formativas"/>
     <w:p>
       <w:pPr>
         <w:pStyle w:val="Heading2"/>
@@ -993,172 +1117,768 @@
           <w:ilvl w:val="0"/>
           <w:numId w:val="1009"/>
         </w:numPr>
-      </w:pPr>
-      <w:r>
-        <w:rPr>
-          <w:b/>
-          <w:bCs/>
-        </w:rPr>
-        <w:t xml:space="preserve">E1.</w:t>
-      </w:r>
-      <w:r>
-        <w:t xml:space="preserve"> </w:t>
-      </w:r>
-      <w:r>
-        <w:t xml:space="preserve">Estudio de casos de aplicación de la biogeografía.</w:t>
-      </w:r>
-    </w:p>
-    <w:p>
-      <w:pPr>
-        <w:numPr>
-          <w:ilvl w:val="0"/>
-          <w:numId w:val="1009"/>
-        </w:numPr>
-      </w:pPr>
-      <w:r>
-        <w:rPr>
-          <w:b/>
-          <w:bCs/>
-        </w:rPr>
-        <w:t xml:space="preserve">E2.</w:t>
-      </w:r>
-      <w:r>
-        <w:t xml:space="preserve"> </w:t>
-      </w:r>
-      <w:r>
-        <w:t xml:space="preserve">Clase expositiva.</w:t>
-      </w:r>
-    </w:p>
-    <w:p>
-      <w:pPr>
-        <w:numPr>
-          <w:ilvl w:val="0"/>
-          <w:numId w:val="1009"/>
-        </w:numPr>
-      </w:pPr>
-      <w:r>
-        <w:rPr>
-          <w:b/>
-          <w:bCs/>
-        </w:rPr>
-        <w:t xml:space="preserve">E3.</w:t>
-      </w:r>
-      <w:r>
-        <w:t xml:space="preserve"> </w:t>
-      </w:r>
-      <w:r>
-        <w:t xml:space="preserve">Aprendizaje basado en problemas (ABP).</w:t>
-      </w:r>
-    </w:p>
-    <w:p>
-      <w:pPr>
-        <w:numPr>
-          <w:ilvl w:val="0"/>
-          <w:numId w:val="1009"/>
-        </w:numPr>
-      </w:pPr>
-      <w:r>
-        <w:rPr>
-          <w:b/>
-          <w:bCs/>
-        </w:rPr>
-        <w:t xml:space="preserve">E4.</w:t>
-      </w:r>
-      <w:r>
-        <w:t xml:space="preserve"> </w:t>
-      </w:r>
-      <w:r>
-        <w:t xml:space="preserve">Aprendizaje por descubrimiento e indagación.</w:t>
-      </w:r>
-    </w:p>
-    <w:p>
-      <w:pPr>
-        <w:numPr>
-          <w:ilvl w:val="0"/>
-          <w:numId w:val="1009"/>
-        </w:numPr>
-      </w:pPr>
-      <w:r>
-        <w:rPr>
-          <w:b/>
-          <w:bCs/>
-        </w:rPr>
-        <w:t xml:space="preserve">E5.</w:t>
-      </w:r>
-      <w:r>
-        <w:t xml:space="preserve"> </w:t>
-      </w:r>
-      <w:r>
-        <w:t xml:space="preserve">Salida de campo (si aplica), con colecta de datos propios.</w:t>
-      </w:r>
-    </w:p>
-    <w:p>
-      <w:pPr>
-        <w:numPr>
-          <w:ilvl w:val="0"/>
-          <w:numId w:val="1009"/>
-        </w:numPr>
-      </w:pPr>
-      <w:r>
-        <w:rPr>
-          <w:b/>
-          <w:bCs/>
-        </w:rPr>
-        <w:t xml:space="preserve">E6.</w:t>
-      </w:r>
-      <w:r>
-        <w:t xml:space="preserve"> </w:t>
-      </w:r>
-      <w:r>
-        <w:t xml:space="preserve">Tutorías regulares.</w:t>
-      </w:r>
-      <w:r>
-        <w:t xml:space="preserve"> </w:t>
-      </w:r>
-      <w:r>
-        <w:rPr>
-          <w:b/>
-          <w:bCs/>
-        </w:rPr>
-        <w:t xml:space="preserve">Lugar:</w:t>
-      </w:r>
-      <w:r>
-        <w:t xml:space="preserve"> </w:t>
-      </w:r>
-      <w:r>
-        <w:t xml:space="preserve">aula FC-203.</w:t>
-      </w:r>
-      <w:r>
-        <w:t xml:space="preserve"> </w:t>
-      </w:r>
-      <w:r>
-        <w:rPr>
-          <w:b/>
-          <w:bCs/>
-        </w:rPr>
-        <w:t xml:space="preserve">Días:</w:t>
-      </w:r>
-      <w:r>
-        <w:t xml:space="preserve"> </w:t>
-      </w:r>
-      <w:r>
-        <w:t xml:space="preserve">miércoles a viernes.</w:t>
-      </w:r>
-      <w:r>
-        <w:t xml:space="preserve"> </w:t>
-      </w:r>
-      <w:r>
-        <w:rPr>
-          <w:b/>
-          <w:bCs/>
-        </w:rPr>
-        <w:t xml:space="preserve">Horario:</w:t>
-      </w:r>
-      <w:r>
-        <w:t xml:space="preserve"> </w:t>
-      </w:r>
-      <w:r>
-        <w:t xml:space="preserve">9 am a 1 pm (también disponibilidad por las tardes).</w:t>
+        <w:pStyle w:val="Compact"/>
+      </w:pPr>
+      <w:r>
+        <w:rPr>
+          <w:bCs/>
+          <w:b/>
+        </w:rPr>
+        <w:t xml:space="preserve">E1. Curso organizado por prácticas integradoras (taller + defensa)</w:t>
+      </w:r>
+      <w:r>
+        <w:t xml:space="preserve">. La asignatura se estructura en</w:t>
+      </w:r>
+      <w:r>
+        <w:t xml:space="preserve"> </w:t>
+      </w:r>
+      <w:r>
+        <w:rPr>
+          <w:bCs/>
+          <w:b/>
+        </w:rPr>
+        <w:t xml:space="preserve">4 prácticas de unidad</w:t>
+      </w:r>
+      <w:r>
+        <w:t xml:space="preserve"> </w:t>
+      </w:r>
+      <w:r>
+        <w:t xml:space="preserve">y</w:t>
+      </w:r>
+      <w:r>
+        <w:t xml:space="preserve"> </w:t>
+      </w:r>
+      <w:r>
+        <w:rPr>
+          <w:bCs/>
+          <w:b/>
+        </w:rPr>
+        <w:t xml:space="preserve">1 proyecto de desarrollo</w:t>
+      </w:r>
+      <w:r>
+        <w:t xml:space="preserve">. Cada práctica constituye un</w:t>
+      </w:r>
+      <w:r>
+        <w:t xml:space="preserve"> </w:t>
+      </w:r>
+      <w:r>
+        <w:rPr>
+          <w:bCs/>
+          <w:b/>
+        </w:rPr>
+        <w:t xml:space="preserve">ciclo completo de trabajo académico</w:t>
+      </w:r>
+      <w:r>
+        <w:t xml:space="preserve">, que puede ocupar</w:t>
+      </w:r>
+      <w:r>
+        <w:t xml:space="preserve"> </w:t>
+      </w:r>
+      <w:r>
+        <w:rPr>
+          <w:bCs/>
+          <w:b/>
+        </w:rPr>
+        <w:t xml:space="preserve">varios días de clase</w:t>
+      </w:r>
+      <w:r>
+        <w:t xml:space="preserve">, e incluye obligatoriamente:</w:t>
+      </w:r>
+    </w:p>
+    <w:p>
+      <w:pPr>
+        <w:numPr>
+          <w:ilvl w:val="0"/>
+          <w:numId w:val="1010"/>
+        </w:numPr>
+        <w:pStyle w:val="Compact"/>
+      </w:pPr>
+      <w:r>
+        <w:t xml:space="preserve">planteamiento del problema y formulación de preguntas,</w:t>
+      </w:r>
+    </w:p>
+    <w:p>
+      <w:pPr>
+        <w:numPr>
+          <w:ilvl w:val="0"/>
+          <w:numId w:val="1010"/>
+        </w:numPr>
+        <w:pStyle w:val="Compact"/>
+      </w:pPr>
+      <w:r>
+        <w:t xml:space="preserve">recorrido guiado por el contenido teórico de la unidad (evidenciado en el manuscrito),</w:t>
+      </w:r>
+    </w:p>
+    <w:p>
+      <w:pPr>
+        <w:numPr>
+          <w:ilvl w:val="0"/>
+          <w:numId w:val="1010"/>
+        </w:numPr>
+        <w:pStyle w:val="Compact"/>
+      </w:pPr>
+      <w:r>
+        <w:t xml:space="preserve">desarrollo del análisis reproducible,</w:t>
+      </w:r>
+    </w:p>
+    <w:p>
+      <w:pPr>
+        <w:numPr>
+          <w:ilvl w:val="0"/>
+          <w:numId w:val="1010"/>
+        </w:numPr>
+        <w:pStyle w:val="Compact"/>
+      </w:pPr>
+      <w:r>
+        <w:t xml:space="preserve">elaboración de un</w:t>
+      </w:r>
+      <w:r>
+        <w:t xml:space="preserve"> </w:t>
+      </w:r>
+      <w:r>
+        <w:rPr>
+          <w:bCs/>
+          <w:b/>
+        </w:rPr>
+        <w:t xml:space="preserve">manuscrito científico reproducible</w:t>
+      </w:r>
+      <w:r>
+        <w:t xml:space="preserve">,</w:t>
+      </w:r>
+    </w:p>
+    <w:p>
+      <w:pPr>
+        <w:numPr>
+          <w:ilvl w:val="0"/>
+          <w:numId w:val="1010"/>
+        </w:numPr>
+        <w:pStyle w:val="Compact"/>
+      </w:pPr>
+      <w:r>
+        <w:t xml:space="preserve">elaboración de una</w:t>
+      </w:r>
+      <w:r>
+        <w:t xml:space="preserve"> </w:t>
+      </w:r>
+      <w:r>
+        <w:rPr>
+          <w:bCs/>
+          <w:b/>
+        </w:rPr>
+        <w:t xml:space="preserve">presentación de diapositivas</w:t>
+      </w:r>
+      <w:r>
+        <w:t xml:space="preserve">,</w:t>
+      </w:r>
+    </w:p>
+    <w:p>
+      <w:pPr>
+        <w:numPr>
+          <w:ilvl w:val="0"/>
+          <w:numId w:val="1010"/>
+        </w:numPr>
+        <w:pStyle w:val="Compact"/>
+      </w:pPr>
+      <w:r>
+        <w:rPr>
+          <w:bCs/>
+          <w:b/>
+        </w:rPr>
+        <w:t xml:space="preserve">presentación oral</w:t>
+      </w:r>
+      <w:r>
+        <w:t xml:space="preserve"> </w:t>
+      </w:r>
+      <w:r>
+        <w:t xml:space="preserve">(17 minutos) y espacio para preguntas (3 minutos), y</w:t>
+      </w:r>
+    </w:p>
+    <w:p>
+      <w:pPr>
+        <w:numPr>
+          <w:ilvl w:val="0"/>
+          <w:numId w:val="1010"/>
+        </w:numPr>
+        <w:pStyle w:val="Compact"/>
+      </w:pPr>
+      <w:r>
+        <w:rPr>
+          <w:bCs/>
+          <w:b/>
+        </w:rPr>
+        <w:t xml:space="preserve">evaluación en aula con calificación inmediata</w:t>
+      </w:r>
+      <w:r>
+        <w:t xml:space="preserve">.</w:t>
+      </w:r>
+    </w:p>
+    <w:p>
+      <w:pPr>
+        <w:pStyle w:val="FirstParagraph"/>
+      </w:pPr>
+      <w:r>
+        <w:t xml:space="preserve">Las prácticas de unidad podrán realizarse</w:t>
+      </w:r>
+      <w:r>
+        <w:t xml:space="preserve"> </w:t>
+      </w:r>
+      <w:r>
+        <w:rPr>
+          <w:bCs/>
+          <w:b/>
+        </w:rPr>
+        <w:t xml:space="preserve">de forma individual o en grupos de dos estudiantes</w:t>
+      </w:r>
+      <w:r>
+        <w:t xml:space="preserve">; en ambos casos,</w:t>
+      </w:r>
+      <w:r>
+        <w:t xml:space="preserve"> </w:t>
+      </w:r>
+      <w:r>
+        <w:rPr>
+          <w:bCs/>
+          <w:b/>
+        </w:rPr>
+        <w:t xml:space="preserve">cada integrante deberá demostrar dominio completo del trabajo durante la defensa oral</w:t>
+      </w:r>
+      <w:r>
+        <w:t xml:space="preserve">.</w:t>
+      </w:r>
+    </w:p>
+    <w:p>
+      <w:pPr>
+        <w:numPr>
+          <w:ilvl w:val="0"/>
+          <w:numId w:val="1011"/>
+        </w:numPr>
+      </w:pPr>
+      <w:r>
+        <w:rPr>
+          <w:bCs/>
+          <w:b/>
+        </w:rPr>
+        <w:t xml:space="preserve">E2. Ciclo estándar de desarrollo de cada práctica (trabajo en casa + taller en aula)</w:t>
+      </w:r>
+      <w:r>
+        <w:br/>
+      </w:r>
+      <w:r>
+        <w:t xml:space="preserve">Cada práctica se desarrolla siguiendo un ciclo estándar de trabajo progresivo, que combina estudio autónomo en casa y trabajo dirigido en aula.</w:t>
+      </w:r>
+      <w:r>
+        <w:br/>
+      </w:r>
+      <w:r>
+        <w:t xml:space="preserve">La regla general es:</w:t>
+      </w:r>
+      <w:r>
+        <w:t xml:space="preserve"> </w:t>
+      </w:r>
+      <w:r>
+        <w:rPr>
+          <w:bCs/>
+          <w:b/>
+        </w:rPr>
+        <w:t xml:space="preserve">cada persona (o pareja) avanza en casa los apartados del día correspondiente</w:t>
+      </w:r>
+      <w:r>
+        <w:t xml:space="preserve">, y utiliza el tiempo de aula para</w:t>
+      </w:r>
+      <w:r>
+        <w:t xml:space="preserve"> </w:t>
+      </w:r>
+      <w:r>
+        <w:rPr>
+          <w:bCs/>
+          <w:b/>
+        </w:rPr>
+        <w:t xml:space="preserve">traer problemas concretos</w:t>
+      </w:r>
+      <w:r>
+        <w:t xml:space="preserve">, resolver dudas, validar decisiones y preparar la defensa. En particular,</w:t>
+      </w:r>
+      <w:r>
+        <w:t xml:space="preserve"> </w:t>
+      </w:r>
+      <w:r>
+        <w:rPr>
+          <w:bCs/>
+          <w:b/>
+        </w:rPr>
+        <w:t xml:space="preserve">el Día 2 asume que el Día 1 ya está resuelto</w:t>
+      </w:r>
+      <w:r>
+        <w:t xml:space="preserve">, y así sucesivamente.</w:t>
+      </w:r>
+    </w:p>
+    <w:p>
+      <w:pPr>
+        <w:numPr>
+          <w:ilvl w:val="1"/>
+          <w:numId w:val="1012"/>
+        </w:numPr>
+        <w:pStyle w:val="Compact"/>
+      </w:pPr>
+      <w:r>
+        <w:rPr>
+          <w:bCs/>
+          <w:b/>
+        </w:rPr>
+        <w:t xml:space="preserve">Día 1. Planteamiento y diseño</w:t>
+      </w:r>
+    </w:p>
+    <w:p>
+      <w:pPr>
+        <w:numPr>
+          <w:ilvl w:val="2"/>
+          <w:numId w:val="1013"/>
+        </w:numPr>
+        <w:pStyle w:val="Compact"/>
+      </w:pPr>
+      <w:r>
+        <w:t xml:space="preserve">En casa (previo a la clase): lectura inicial del contenido teórico de la unidad y exploración preliminar del problema con apoyo del tutor de IA; identificación de dudas concretas.</w:t>
+      </w:r>
+    </w:p>
+    <w:p>
+      <w:pPr>
+        <w:numPr>
+          <w:ilvl w:val="2"/>
+          <w:numId w:val="1013"/>
+        </w:numPr>
+        <w:pStyle w:val="Compact"/>
+      </w:pPr>
+      <w:r>
+        <w:t xml:space="preserve">En aula: presentación del problema, formulación de preguntas de investigación, discusión de supuestos, definición de datos y planificación del análisis.</w:t>
+      </w:r>
+    </w:p>
+    <w:p>
+      <w:pPr>
+        <w:numPr>
+          <w:ilvl w:val="1"/>
+          <w:numId w:val="1012"/>
+        </w:numPr>
+        <w:pStyle w:val="Compact"/>
+      </w:pPr>
+      <w:r>
+        <w:rPr>
+          <w:bCs/>
+          <w:b/>
+        </w:rPr>
+        <w:t xml:space="preserve">Día 2. Desarrollo metodológico y análisis preliminar</w:t>
+      </w:r>
+    </w:p>
+    <w:p>
+      <w:pPr>
+        <w:numPr>
+          <w:ilvl w:val="2"/>
+          <w:numId w:val="1014"/>
+        </w:numPr>
+        <w:pStyle w:val="Compact"/>
+      </w:pPr>
+      <w:r>
+        <w:t xml:space="preserve">En casa: resolución completa de las tareas del día 1 y avance preliminar del análisis (lectura teórica, preparación de datos, primeros resultados).</w:t>
+      </w:r>
+    </w:p>
+    <w:p>
+      <w:pPr>
+        <w:numPr>
+          <w:ilvl w:val="2"/>
+          <w:numId w:val="1014"/>
+        </w:numPr>
+        <w:pStyle w:val="Compact"/>
+      </w:pPr>
+      <w:r>
+        <w:t xml:space="preserve">En aula: resolución de dudas conceptuales y metodológicas, verificación de reproducibilidad, revisión de resultados preliminares y ajustes del diseño.</w:t>
+      </w:r>
+    </w:p>
+    <w:p>
+      <w:pPr>
+        <w:numPr>
+          <w:ilvl w:val="1"/>
+          <w:numId w:val="1012"/>
+        </w:numPr>
+        <w:pStyle w:val="Compact"/>
+      </w:pPr>
+      <w:r>
+        <w:rPr>
+          <w:bCs/>
+          <w:b/>
+        </w:rPr>
+        <w:t xml:space="preserve">Día 3. Resultados y redacción</w:t>
+      </w:r>
+    </w:p>
+    <w:p>
+      <w:pPr>
+        <w:numPr>
+          <w:ilvl w:val="2"/>
+          <w:numId w:val="1015"/>
+        </w:numPr>
+        <w:pStyle w:val="Compact"/>
+      </w:pPr>
+      <w:r>
+        <w:t xml:space="preserve">En casa: consolidación del análisis, redacción de métodos y resultados, elaboración preliminar de figuras y tablas, avance del manuscrito y de las diapositivas.</w:t>
+      </w:r>
+    </w:p>
+    <w:p>
+      <w:pPr>
+        <w:numPr>
+          <w:ilvl w:val="2"/>
+          <w:numId w:val="1015"/>
+        </w:numPr>
+        <w:pStyle w:val="Compact"/>
+      </w:pPr>
+      <w:r>
+        <w:t xml:space="preserve">En aula: revisión técnica rápida, discusión de interpretación, control de calidad y preparación de la defensa.</w:t>
+      </w:r>
+    </w:p>
+    <w:p>
+      <w:pPr>
+        <w:numPr>
+          <w:ilvl w:val="1"/>
+          <w:numId w:val="1012"/>
+        </w:numPr>
+        <w:pStyle w:val="Compact"/>
+      </w:pPr>
+      <w:r>
+        <w:rPr>
+          <w:bCs/>
+          <w:b/>
+        </w:rPr>
+        <w:t xml:space="preserve">Día 4. Presentación, defensa y evaluación</w:t>
+      </w:r>
+    </w:p>
+    <w:p>
+      <w:pPr>
+        <w:numPr>
+          <w:ilvl w:val="2"/>
+          <w:numId w:val="1016"/>
+        </w:numPr>
+        <w:pStyle w:val="Compact"/>
+      </w:pPr>
+      <w:r>
+        <w:t xml:space="preserve">Presentación oral (</w:t>
+      </w:r>
+      <w:r>
+        <w:rPr>
+          <w:bCs/>
+          <w:b/>
+        </w:rPr>
+        <w:t xml:space="preserve">17 minutos + 3 minutos de preguntas</w:t>
+      </w:r>
+      <w:r>
+        <w:t xml:space="preserve">).</w:t>
+      </w:r>
+    </w:p>
+    <w:p>
+      <w:pPr>
+        <w:numPr>
+          <w:ilvl w:val="2"/>
+          <w:numId w:val="1016"/>
+        </w:numPr>
+        <w:pStyle w:val="Compact"/>
+      </w:pPr>
+      <w:r>
+        <w:t xml:space="preserve">Defensa pública del trabajo.</w:t>
+      </w:r>
+    </w:p>
+    <w:p>
+      <w:pPr>
+        <w:numPr>
+          <w:ilvl w:val="2"/>
+          <w:numId w:val="1016"/>
+        </w:numPr>
+        <w:pStyle w:val="Compact"/>
+      </w:pPr>
+      <w:r>
+        <w:rPr>
+          <w:bCs/>
+          <w:b/>
+        </w:rPr>
+        <w:t xml:space="preserve">Evaluación en aula</w:t>
+      </w:r>
+      <w:r>
+        <w:t xml:space="preserve"> </w:t>
+      </w:r>
+      <w:r>
+        <w:t xml:space="preserve">y comunicación inmediata de la calificación.</w:t>
+      </w:r>
+    </w:p>
+    <w:p>
+      <w:pPr>
+        <w:numPr>
+          <w:ilvl w:val="0"/>
+          <w:numId w:val="1000"/>
+        </w:numPr>
+      </w:pPr>
+      <w:r>
+        <w:t xml:space="preserve">Este esquema es flexible y puede ajustarse según la complejidad de cada práctica, pero en todos los casos se exige que</w:t>
+      </w:r>
+      <w:r>
+        <w:t xml:space="preserve"> </w:t>
+      </w:r>
+      <w:r>
+        <w:rPr>
+          <w:bCs/>
+          <w:b/>
+        </w:rPr>
+        <w:t xml:space="preserve">cada estudiante avance los apartados correspondientes en casa</w:t>
+      </w:r>
+      <w:r>
+        <w:t xml:space="preserve"> </w:t>
+      </w:r>
+      <w:r>
+        <w:t xml:space="preserve">y utilice el tiempo de aula principalmente para</w:t>
+      </w:r>
+      <w:r>
+        <w:t xml:space="preserve"> </w:t>
+      </w:r>
+      <w:r>
+        <w:rPr>
+          <w:bCs/>
+          <w:b/>
+        </w:rPr>
+        <w:t xml:space="preserve">resolver problemas, recibir retroalimentación y defender su trabajo</w:t>
+      </w:r>
+      <w:r>
+        <w:t xml:space="preserve">.</w:t>
+      </w:r>
+      <w:r>
+        <w:br/>
+      </w:r>
+      <w:r>
+        <w:t xml:space="preserve">La transmisión extensiva de contenidos teóricos se realiza principalmente mediante estudio autónomo apoyado por el tutor de IA y los materiales del curso, y el profesor se enfoca en refuerzo conceptual, control de calidad y resolución de dudas.</w:t>
+      </w:r>
+    </w:p>
+    <w:p>
+      <w:pPr>
+        <w:numPr>
+          <w:ilvl w:val="0"/>
+          <w:numId w:val="1011"/>
+        </w:numPr>
+      </w:pPr>
+      <w:r>
+        <w:rPr>
+          <w:bCs/>
+          <w:b/>
+        </w:rPr>
+        <w:t xml:space="preserve">E3. Aula como espacio de trabajo académico (estudio dirigido + laboratorio)</w:t>
+      </w:r>
+      <w:r>
+        <w:br/>
+      </w:r>
+      <w:r>
+        <w:t xml:space="preserve">La clase presencial se concibe principalmente como un espacio de:</w:t>
+      </w:r>
+    </w:p>
+    <w:p>
+      <w:pPr>
+        <w:numPr>
+          <w:ilvl w:val="1"/>
+          <w:numId w:val="1017"/>
+        </w:numPr>
+        <w:pStyle w:val="Compact"/>
+      </w:pPr>
+      <w:r>
+        <w:t xml:space="preserve">trabajo guiado sobre manuscritos, código y resultados,</w:t>
+      </w:r>
+    </w:p>
+    <w:p>
+      <w:pPr>
+        <w:numPr>
+          <w:ilvl w:val="1"/>
+          <w:numId w:val="1017"/>
+        </w:numPr>
+        <w:pStyle w:val="Compact"/>
+      </w:pPr>
+      <w:r>
+        <w:t xml:space="preserve">resolución de dudas conceptuales y metodológicas,</w:t>
+      </w:r>
+    </w:p>
+    <w:p>
+      <w:pPr>
+        <w:numPr>
+          <w:ilvl w:val="1"/>
+          <w:numId w:val="1017"/>
+        </w:numPr>
+        <w:pStyle w:val="Compact"/>
+      </w:pPr>
+      <w:r>
+        <w:t xml:space="preserve">control de reproducibilidad y calidad,</w:t>
+      </w:r>
+    </w:p>
+    <w:p>
+      <w:pPr>
+        <w:numPr>
+          <w:ilvl w:val="1"/>
+          <w:numId w:val="1017"/>
+        </w:numPr>
+        <w:pStyle w:val="Compact"/>
+      </w:pPr>
+      <w:r>
+        <w:t xml:space="preserve">presentaciones y defensas orales.</w:t>
+      </w:r>
+    </w:p>
+    <w:p>
+      <w:pPr>
+        <w:numPr>
+          <w:ilvl w:val="0"/>
+          <w:numId w:val="1011"/>
+        </w:numPr>
+      </w:pPr>
+      <w:r>
+        <w:rPr>
+          <w:bCs/>
+          <w:b/>
+        </w:rPr>
+        <w:t xml:space="preserve">E4. Tutoría con IA generativa como apoyo al estudio (supervisada y trazable)</w:t>
+      </w:r>
+      <w:r>
+        <w:br/>
+      </w:r>
+      <w:r>
+        <w:t xml:space="preserve">La inteligencia artificial generativa se emplea como</w:t>
+      </w:r>
+      <w:r>
+        <w:t xml:space="preserve"> </w:t>
+      </w:r>
+      <w:r>
+        <w:rPr>
+          <w:bCs/>
+          <w:b/>
+        </w:rPr>
+        <w:t xml:space="preserve">tutor de apoyo</w:t>
+      </w:r>
+      <w:r>
+        <w:t xml:space="preserve"> </w:t>
+      </w:r>
+      <w:r>
+        <w:t xml:space="preserve">para el estudio del contenido teórico, la depuración de código, la redacción técnica y la estructuración de los manuscritos.</w:t>
+      </w:r>
+      <w:r>
+        <w:br/>
+      </w:r>
+      <w:r>
+        <w:t xml:space="preserve">Todo uso de IA debe ser</w:t>
+      </w:r>
+      <w:r>
+        <w:t xml:space="preserve"> </w:t>
+      </w:r>
+      <w:r>
+        <w:rPr>
+          <w:bCs/>
+          <w:b/>
+        </w:rPr>
+        <w:t xml:space="preserve">verificable y documentado</w:t>
+      </w:r>
+      <w:r>
+        <w:t xml:space="preserve"> </w:t>
+      </w:r>
+      <w:r>
+        <w:t xml:space="preserve">(fuentes, decisiones, supuestos, código reproducible). La evaluación se basa en el</w:t>
+      </w:r>
+      <w:r>
+        <w:t xml:space="preserve"> </w:t>
+      </w:r>
+      <w:r>
+        <w:rPr>
+          <w:bCs/>
+          <w:b/>
+        </w:rPr>
+        <w:t xml:space="preserve">razonamiento y la validación</w:t>
+      </w:r>
+      <w:r>
+        <w:t xml:space="preserve">, no en las respuestas generadas.</w:t>
+      </w:r>
+    </w:p>
+    <w:p>
+      <w:pPr>
+        <w:numPr>
+          <w:ilvl w:val="0"/>
+          <w:numId w:val="1011"/>
+        </w:numPr>
+      </w:pPr>
+      <w:r>
+        <w:rPr>
+          <w:bCs/>
+          <w:b/>
+        </w:rPr>
+        <w:t xml:space="preserve">E5. Intervenciones docentes de alto valor (microclases y tutoría especializada)</w:t>
+      </w:r>
+      <w:r>
+        <w:br/>
+      </w:r>
+      <w:r>
+        <w:t xml:space="preserve">El profesor interviene mediante:</w:t>
+      </w:r>
+    </w:p>
+    <w:p>
+      <w:pPr>
+        <w:numPr>
+          <w:ilvl w:val="1"/>
+          <w:numId w:val="1018"/>
+        </w:numPr>
+        <w:pStyle w:val="Compact"/>
+      </w:pPr>
+      <w:r>
+        <w:t xml:space="preserve">microclases puntuales (al inicio de una práctica o cuando sea necesario),</w:t>
+      </w:r>
+    </w:p>
+    <w:p>
+      <w:pPr>
+        <w:numPr>
+          <w:ilvl w:val="1"/>
+          <w:numId w:val="1018"/>
+        </w:numPr>
+        <w:pStyle w:val="Compact"/>
+      </w:pPr>
+      <w:r>
+        <w:t xml:space="preserve">tutoría metodológica y conceptual,</w:t>
+      </w:r>
+    </w:p>
+    <w:p>
+      <w:pPr>
+        <w:numPr>
+          <w:ilvl w:val="1"/>
+          <w:numId w:val="1018"/>
+        </w:numPr>
+        <w:pStyle w:val="Compact"/>
+      </w:pPr>
+      <w:r>
+        <w:t xml:space="preserve">revisión de diseños, resultados y limitaciones,</w:t>
+      </w:r>
+    </w:p>
+    <w:p>
+      <w:pPr>
+        <w:numPr>
+          <w:ilvl w:val="1"/>
+          <w:numId w:val="1018"/>
+        </w:numPr>
+        <w:pStyle w:val="Compact"/>
+      </w:pPr>
+      <w:r>
+        <w:t xml:space="preserve">conducción de las sesiones de defensa y evaluación.</w:t>
+      </w:r>
+    </w:p>
+    <w:p>
+      <w:pPr>
+        <w:numPr>
+          <w:ilvl w:val="0"/>
+          <w:numId w:val="1011"/>
+        </w:numPr>
+      </w:pPr>
+      <w:r>
+        <w:rPr>
+          <w:bCs/>
+          <w:b/>
+        </w:rPr>
+        <w:t xml:space="preserve">E6. Revisión por pares y mejora iterativa</w:t>
+      </w:r>
+      <w:r>
+        <w:br/>
+      </w:r>
+      <w:r>
+        <w:t xml:space="preserve">Antes de la defensa final, los trabajos podrán recibir revisión breve por pares y/o por el profesor, centrada en coherencia teórica, calidad metodológica, reproducibilidad e interpretación, promoviendo la re-escritura y mejora progresiva.</w:t>
       </w:r>
     </w:p>
     <w:p>
@@ -1168,83 +1888,217 @@
         </w:pict>
       </w:r>
     </w:p>
+    <w:bookmarkEnd w:id="35"/>
+    <w:bookmarkStart w:id="39" w:name="evaluación-de-los-aprendizajes"/>
+    <w:p>
+      <w:pPr>
+        <w:pStyle w:val="Heading2"/>
+      </w:pPr>
+      <w:r>
+        <w:t xml:space="preserve">Evaluación de los aprendizajes</w:t>
+      </w:r>
+    </w:p>
+    <w:bookmarkStart w:id="36" w:name="criterios"/>
+    <w:p>
+      <w:pPr>
+        <w:pStyle w:val="Heading3"/>
+      </w:pPr>
+      <w:r>
+        <w:t xml:space="preserve">Criterios</w:t>
+      </w:r>
+    </w:p>
+    <w:p>
+      <w:pPr>
+        <w:numPr>
+          <w:ilvl w:val="0"/>
+          <w:numId w:val="1019"/>
+        </w:numPr>
+        <w:pStyle w:val="Compact"/>
+      </w:pPr>
+      <w:r>
+        <w:rPr>
+          <w:bCs/>
+          <w:b/>
+        </w:rPr>
+        <w:t xml:space="preserve">Recorrido efectivo por la teoría</w:t>
+      </w:r>
+      <w:r>
+        <w:t xml:space="preserve">: el manuscrito evidencia comprensión del contenido de la unidad (conceptos usados correctamente, supuestos, interpretación).</w:t>
+      </w:r>
+    </w:p>
+    <w:p>
+      <w:pPr>
+        <w:numPr>
+          <w:ilvl w:val="0"/>
+          <w:numId w:val="1019"/>
+        </w:numPr>
+        <w:pStyle w:val="Compact"/>
+      </w:pPr>
+      <w:r>
+        <w:rPr>
+          <w:bCs/>
+          <w:b/>
+        </w:rPr>
+        <w:t xml:space="preserve">Problema y preguntas</w:t>
+      </w:r>
+      <w:r>
+        <w:t xml:space="preserve">: preguntas explícitas, bien formuladas y respondidas.</w:t>
+      </w:r>
+    </w:p>
+    <w:p>
+      <w:pPr>
+        <w:numPr>
+          <w:ilvl w:val="0"/>
+          <w:numId w:val="1019"/>
+        </w:numPr>
+        <w:pStyle w:val="Compact"/>
+      </w:pPr>
+      <w:r>
+        <w:rPr>
+          <w:bCs/>
+          <w:b/>
+        </w:rPr>
+        <w:t xml:space="preserve">Métodos y reproducibilidad</w:t>
+      </w:r>
+      <w:r>
+        <w:t xml:space="preserve">: datos/fuentes citadas, protocolo claro, código ejecutable de inicio a fin.</w:t>
+      </w:r>
+    </w:p>
+    <w:p>
+      <w:pPr>
+        <w:numPr>
+          <w:ilvl w:val="0"/>
+          <w:numId w:val="1019"/>
+        </w:numPr>
+        <w:pStyle w:val="Compact"/>
+      </w:pPr>
+      <w:r>
+        <w:rPr>
+          <w:bCs/>
+          <w:b/>
+        </w:rPr>
+        <w:t xml:space="preserve">Calidad de resultados e interpretación</w:t>
+      </w:r>
+      <w:r>
+        <w:t xml:space="preserve">: resultados correctos, interpretados y conectados con la teoría.</w:t>
+      </w:r>
+    </w:p>
+    <w:p>
+      <w:pPr>
+        <w:numPr>
+          <w:ilvl w:val="0"/>
+          <w:numId w:val="1019"/>
+        </w:numPr>
+        <w:pStyle w:val="Compact"/>
+      </w:pPr>
+      <w:r>
+        <w:rPr>
+          <w:bCs/>
+          <w:b/>
+        </w:rPr>
+        <w:t xml:space="preserve">Aporte, limitaciones y conclusiones</w:t>
+      </w:r>
+      <w:r>
+        <w:t xml:space="preserve">: aporte explícito (aunque sea pequeño), limitaciones reales y conclusiones defendibles.</w:t>
+      </w:r>
+    </w:p>
+    <w:p>
+      <w:pPr>
+        <w:numPr>
+          <w:ilvl w:val="0"/>
+          <w:numId w:val="1019"/>
+        </w:numPr>
+        <w:pStyle w:val="Compact"/>
+      </w:pPr>
+      <w:r>
+        <w:rPr>
+          <w:bCs/>
+          <w:b/>
+        </w:rPr>
+        <w:t xml:space="preserve">Comunicación escrita y oral</w:t>
+      </w:r>
+      <w:r>
+        <w:t xml:space="preserve">: manuscrito claro; presentación en</w:t>
+      </w:r>
+      <w:r>
+        <w:t xml:space="preserve"> </w:t>
+      </w:r>
+      <w:r>
+        <w:rPr>
+          <w:bCs/>
+          <w:b/>
+        </w:rPr>
+        <w:t xml:space="preserve">17 min + 3 min</w:t>
+      </w:r>
+      <w:r>
+        <w:t xml:space="preserve"> </w:t>
+      </w:r>
+      <w:r>
+        <w:t xml:space="preserve">con defensa adecuada.</w:t>
+      </w:r>
+    </w:p>
+    <w:p>
+      <w:pPr>
+        <w:numPr>
+          <w:ilvl w:val="0"/>
+          <w:numId w:val="1019"/>
+        </w:numPr>
+        <w:pStyle w:val="Compact"/>
+      </w:pPr>
+      <w:r>
+        <w:rPr>
+          <w:bCs/>
+          <w:b/>
+        </w:rPr>
+        <w:t xml:space="preserve">Uso responsable de IA</w:t>
+      </w:r>
+      <w:r>
+        <w:t xml:space="preserve">: se valora la verificación y la trazabilidad; se penaliza inventar, no citar o no poder explicar.</w:t>
+      </w:r>
+    </w:p>
     <w:bookmarkEnd w:id="36"/>
-    <w:bookmarkStart w:id="39" w:name="evaluación-de-los-aprendizajes"/>
-    <w:p>
-      <w:pPr>
-        <w:pStyle w:val="Heading2"/>
-      </w:pPr>
-      <w:r>
-        <w:t xml:space="preserve">Evaluación de los aprendizajes</w:t>
-      </w:r>
-    </w:p>
-    <w:bookmarkStart w:id="37" w:name="criterios"/>
+    <w:bookmarkStart w:id="37" w:name="técnicas-e-instrumentos-de-evaluación"/>
     <w:p>
       <w:pPr>
         <w:pStyle w:val="Heading3"/>
       </w:pPr>
       <w:r>
-        <w:t xml:space="preserve">Criterios</w:t>
-      </w:r>
-    </w:p>
-    <w:p>
-      <w:pPr>
-        <w:numPr>
-          <w:ilvl w:val="0"/>
-          <w:numId w:val="1010"/>
-        </w:numPr>
-      </w:pPr>
-      <w:r>
-        <w:t xml:space="preserve">Uso de técnicas y métodos reproducibles.</w:t>
-      </w:r>
-    </w:p>
-    <w:p>
-      <w:pPr>
-        <w:numPr>
-          <w:ilvl w:val="0"/>
-          <w:numId w:val="1010"/>
-        </w:numPr>
-      </w:pPr>
-      <w:r>
-        <w:t xml:space="preserve">Identificación y resolución de problemas de investigación en biogeografía, incluyendo colecta, procesamiento y análisis de datos de campo.</w:t>
-      </w:r>
-    </w:p>
-    <w:p>
-      <w:pPr>
-        <w:numPr>
-          <w:ilvl w:val="0"/>
-          <w:numId w:val="1010"/>
-        </w:numPr>
-      </w:pPr>
-      <w:r>
-        <w:t xml:space="preserve">Aprovechamiento de recursos informáticos, tales como aplicaciones, programación, tutor de inteligencia artificial supervisado, para el análisis y síntesis de resultados.</w:t>
-      </w:r>
-    </w:p>
-    <w:p>
-      <w:pPr>
-        <w:numPr>
-          <w:ilvl w:val="0"/>
-          <w:numId w:val="1010"/>
-        </w:numPr>
-      </w:pPr>
-      <w:r>
-        <w:t xml:space="preserve">Síntesis de resultados de investigación en una pieza de investigación tipo manuscrito.</w:t>
-      </w:r>
-    </w:p>
-    <w:bookmarkEnd w:id="37"/>
-    <w:bookmarkStart w:id="38" w:name="técnicas-e-instrumentos-de-evaluación"/>
-    <w:p>
-      <w:pPr>
-        <w:pStyle w:val="Heading3"/>
-      </w:pPr>
-      <w:r>
         <w:t xml:space="preserve">Técnicas e instrumentos de evaluación</w:t>
       </w:r>
     </w:p>
     <w:p>
       <w:pPr>
-        <w:pStyle w:val="FirstParagraph"/>
-      </w:pPr>
+        <w:pStyle w:val="BlockText"/>
+      </w:pPr>
+      <w:r>
+        <w:rPr>
+          <w:bCs/>
+          <w:b/>
+        </w:rPr>
+        <w:t xml:space="preserve">Importante:</w:t>
+      </w:r>
+      <w:r>
+        <w:t xml:space="preserve"> </w:t>
+      </w:r>
+      <w:r>
+        <w:t xml:space="preserve">la</w:t>
+      </w:r>
+      <w:r>
+        <w:t xml:space="preserve"> </w:t>
+      </w:r>
+      <w:r>
+        <w:rPr>
+          <w:bCs/>
+          <w:b/>
+        </w:rPr>
+        <w:t xml:space="preserve">evaluación ocurre en el aula</w:t>
+      </w:r>
+      <w:r>
+        <w:t xml:space="preserve"> </w:t>
+      </w:r>
+      <w:r>
+        <w:t xml:space="preserve">como parte de cada práctica. Tras la presentación y preguntas, se asigna la nota.</w:t>
+      </w:r>
     </w:p>
     <w:tbl xmlns:w="http://schemas.openxmlformats.org/wordprocessingml/2006/main" xmlns:r="http://schemas.openxmlformats.org/officeDocument/2006/relationships" xmlns:w14="http://schemas.microsoft.com/office/word/2010/wordml" xmlns:wp="http://schemas.openxmlformats.org/drawingml/2006/wordprocessingDrawing" xmlns:a="http://schemas.openxmlformats.org/drawingml/2006/main" xmlns:pic="http://schemas.openxmlformats.org/drawingml/2006/picture">
       <w:tblPr>
@@ -1253,9 +2107,9 @@
         <w:tblLook w:firstRow="1" w:lastRow="0" w:firstColumn="0" w:lastColumn="0" w:noHBand="0" w:noVBand="1"/>
       </w:tblPr>
       <w:tblGrid>
-        <w:gridCol w:w="720"/>
-        <w:gridCol w:w="4320"/>
-        <w:gridCol w:w="4320"/>
+        <w:gridCol w:w="864"/>
+        <w:gridCol w:w="5184"/>
+        <w:gridCol w:w="4752"/>
       </w:tblGrid>
       <w:tr>
         <w:trPr>
@@ -1282,6 +2136,7 @@
           </w:tcPr>
           <w:p>
             <w:pPr>
+              <w:pStyle w:val="Normal"/>
               <w:jc w:val="center"/>
               <w:pBdr>
                 <w:bottom w:val="none" w:sz="0" w:space="0" w:color="000000"/>
@@ -1334,6 +2189,7 @@
           </w:tcPr>
           <w:p>
             <w:pPr>
+              <w:pStyle w:val="Normal"/>
               <w:jc w:val="center"/>
               <w:pBdr>
                 <w:bottom w:val="none" w:sz="0" w:space="0" w:color="000000"/>
@@ -1386,6 +2242,7 @@
           </w:tcPr>
           <w:p>
             <w:pPr>
+              <w:pStyle w:val="Normal"/>
               <w:jc w:val="center"/>
               <w:pBdr>
                 <w:bottom w:val="none" w:sz="0" w:space="0" w:color="000000"/>
@@ -1415,7 +2272,7 @@
                 <w:szCs w:val="20"/>
                 <w:color w:val="000000"/>
               </w:rPr>
-              <w:t xml:space="preserve">Instrumentos de Evaluación</w:t>
+              <w:t xml:space="preserve">Instrumentos de evaluación</w:t>
             </w:r>
           </w:p>
         </w:tc>
@@ -1444,6 +2301,7 @@
           </w:tcPr>
           <w:p>
             <w:pPr>
+              <w:pStyle w:val="Normal"/>
               <w:jc w:val="right"/>
               <w:pBdr>
                 <w:bottom w:val="none" w:sz="0" w:space="0" w:color="000000"/>
@@ -1496,6 +2354,7 @@
           </w:tcPr>
           <w:p>
             <w:pPr>
+              <w:pStyle w:val="Normal"/>
               <w:jc w:val="left"/>
               <w:pBdr>
                 <w:bottom w:val="none" w:sz="0" w:space="0" w:color="000000"/>
@@ -1525,7 +2384,7 @@
                 <w:szCs w:val="20"/>
                 <w:color w:val="000000"/>
               </w:rPr>
-              <w:t xml:space="preserve">Proyecto: redacción de manuscrito científico de biogeografía</w:t>
+              <w:t xml:space="preserve">Prácticas de unidad (4): manuscrito reproducible</w:t>
             </w:r>
           </w:p>
         </w:tc>
@@ -1548,6 +2407,7 @@
           </w:tcPr>
           <w:p>
             <w:pPr>
+              <w:pStyle w:val="Normal"/>
               <w:jc w:val="left"/>
               <w:pBdr>
                 <w:bottom w:val="none" w:sz="0" w:space="0" w:color="000000"/>
@@ -1577,7 +2437,7 @@
                 <w:szCs w:val="20"/>
                 <w:color w:val="000000"/>
               </w:rPr>
-              <w:t xml:space="preserve">Rúbricas, fichas de autoevaluación</w:t>
+              <w:t xml:space="preserve">Rúbrica de manuscrito + checklist de reproducibilidad (repo)</w:t>
             </w:r>
           </w:p>
         </w:tc>
@@ -1606,6 +2466,7 @@
           </w:tcPr>
           <w:p>
             <w:pPr>
+              <w:pStyle w:val="Normal"/>
               <w:jc w:val="right"/>
               <w:pBdr>
                 <w:bottom w:val="none" w:sz="0" w:space="0" w:color="000000"/>
@@ -1658,6 +2519,7 @@
           </w:tcPr>
           <w:p>
             <w:pPr>
+              <w:pStyle w:val="Normal"/>
               <w:jc w:val="left"/>
               <w:pBdr>
                 <w:bottom w:val="none" w:sz="0" w:space="0" w:color="000000"/>
@@ -1687,7 +2549,7 @@
                 <w:szCs w:val="20"/>
                 <w:color w:val="000000"/>
               </w:rPr>
-              <w:t xml:space="preserve">Formulación y resolución de problemas</w:t>
+              <w:t xml:space="preserve">Prácticas de unidad (4): presentación y defensa</w:t>
             </w:r>
           </w:p>
         </w:tc>
@@ -1710,6 +2572,7 @@
           </w:tcPr>
           <w:p>
             <w:pPr>
+              <w:pStyle w:val="Normal"/>
               <w:jc w:val="left"/>
               <w:pBdr>
                 <w:bottom w:val="none" w:sz="0" w:space="0" w:color="000000"/>
@@ -1739,7 +2602,7 @@
                 <w:szCs w:val="20"/>
                 <w:color w:val="000000"/>
               </w:rPr>
-              <w:t xml:space="preserve">Rúbricas, fichas de autoevaluación</w:t>
+              <w:t xml:space="preserve">Rúbrica de defensa oral + hoja de evaluación (nota inmediata)</w:t>
             </w:r>
           </w:p>
         </w:tc>
@@ -1768,6 +2631,7 @@
           </w:tcPr>
           <w:p>
             <w:pPr>
+              <w:pStyle w:val="Normal"/>
               <w:jc w:val="right"/>
               <w:pBdr>
                 <w:bottom w:val="none" w:sz="0" w:space="0" w:color="000000"/>
@@ -1820,6 +2684,7 @@
           </w:tcPr>
           <w:p>
             <w:pPr>
+              <w:pStyle w:val="Normal"/>
               <w:jc w:val="left"/>
               <w:pBdr>
                 <w:bottom w:val="none" w:sz="0" w:space="0" w:color="000000"/>
@@ -1849,7 +2714,7 @@
                 <w:szCs w:val="20"/>
                 <w:color w:val="000000"/>
               </w:rPr>
-              <w:t xml:space="preserve">Ejercicios, prácticas/problemas de clase usando recursos básicos, analógicos</w:t>
+              <w:t xml:space="preserve">Proyecto de desarrollo: manuscrito reproducible (con datos de campo)</w:t>
             </w:r>
           </w:p>
         </w:tc>
@@ -1872,6 +2737,7 @@
           </w:tcPr>
           <w:p>
             <w:pPr>
+              <w:pStyle w:val="Normal"/>
               <w:jc w:val="left"/>
               <w:pBdr>
                 <w:bottom w:val="none" w:sz="0" w:space="0" w:color="000000"/>
@@ -1901,7 +2767,7 @@
                 <w:szCs w:val="20"/>
                 <w:color w:val="000000"/>
               </w:rPr>
-              <w:t xml:space="preserve">Hoja de verificación de ejercicios y prácticas</w:t>
+              <w:t xml:space="preserve">Rúbrica de manuscrito + checklist de datos/metadatos + reproducibilidad</w:t>
             </w:r>
           </w:p>
         </w:tc>
@@ -1930,6 +2796,7 @@
           </w:tcPr>
           <w:p>
             <w:pPr>
+              <w:pStyle w:val="Normal"/>
               <w:jc w:val="right"/>
               <w:pBdr>
                 <w:bottom w:val="none" w:sz="0" w:space="0" w:color="000000"/>
@@ -1982,6 +2849,7 @@
           </w:tcPr>
           <w:p>
             <w:pPr>
+              <w:pStyle w:val="Normal"/>
               <w:jc w:val="left"/>
               <w:pBdr>
                 <w:bottom w:val="none" w:sz="0" w:space="0" w:color="000000"/>
@@ -2011,7 +2879,7 @@
                 <w:szCs w:val="20"/>
                 <w:color w:val="000000"/>
               </w:rPr>
-              <w:t xml:space="preserve">Ejercicios, prácticas/problemas de clase usando recursos informáticos (aplicaciones, programación, tutor IA supervisado)</w:t>
+              <w:t xml:space="preserve">Proyecto de desarrollo: presentación y defensa</w:t>
             </w:r>
           </w:p>
         </w:tc>
@@ -2034,6 +2902,7 @@
           </w:tcPr>
           <w:p>
             <w:pPr>
+              <w:pStyle w:val="Normal"/>
               <w:jc w:val="left"/>
               <w:pBdr>
                 <w:bottom w:val="none" w:sz="0" w:space="0" w:color="000000"/>
@@ -2063,7 +2932,7 @@
                 <w:szCs w:val="20"/>
                 <w:color w:val="000000"/>
               </w:rPr>
-              <w:t xml:space="preserve">Hoja de verificación de ejercicios y prácticas</w:t>
+              <w:t xml:space="preserve">Rúbrica de defensa oral + hoja de evaluación (nota inmediata)</w:t>
             </w:r>
           </w:p>
         </w:tc>
@@ -2076,7 +2945,7 @@
         <w:tc>
           <w:tcPr>
             <w:tcBorders>
-              <w:bottom w:val="single" w:sz="12" w:space="0" w:color="666666"/>
+              <w:bottom w:val="none" w:sz="0" w:space="0" w:color="000000"/>
               <w:top w:val="none" w:sz="0" w:space="0" w:color="000000"/>
               <w:left w:val="none" w:sz="0" w:space="0" w:color="000000"/>
               <w:right w:val="none" w:sz="0" w:space="0" w:color="000000"/>
@@ -2092,6 +2961,7 @@
           </w:tcPr>
           <w:p>
             <w:pPr>
+              <w:pStyle w:val="Normal"/>
               <w:jc w:val="right"/>
               <w:pBdr>
                 <w:bottom w:val="none" w:sz="0" w:space="0" w:color="000000"/>
@@ -2128,7 +2998,7 @@
         <w:tc>
           <w:tcPr>
             <w:tcBorders>
-              <w:bottom w:val="single" w:sz="12" w:space="0" w:color="666666"/>
+              <w:bottom w:val="none" w:sz="0" w:space="0" w:color="000000"/>
               <w:top w:val="none" w:sz="0" w:space="0" w:color="000000"/>
               <w:left w:val="none" w:sz="0" w:space="0" w:color="000000"/>
               <w:right w:val="none" w:sz="0" w:space="0" w:color="000000"/>
@@ -2144,6 +3014,7 @@
           </w:tcPr>
           <w:p>
             <w:pPr>
+              <w:pStyle w:val="Normal"/>
               <w:jc w:val="left"/>
               <w:pBdr>
                 <w:bottom w:val="none" w:sz="0" w:space="0" w:color="000000"/>
@@ -2173,14 +3044,14 @@
                 <w:szCs w:val="20"/>
                 <w:color w:val="000000"/>
               </w:rPr>
-              <w:t xml:space="preserve">Exámenes y exposiciones</w:t>
+              <w:t xml:space="preserve">Revisión por pares + bitácora de decisiones (incluye IA supervisada)</w:t>
             </w:r>
           </w:p>
         </w:tc>
         <w:tc>
           <w:tcPr>
             <w:tcBorders>
-              <w:bottom w:val="single" w:sz="12" w:space="0" w:color="666666"/>
+              <w:bottom w:val="none" w:sz="0" w:space="0" w:color="000000"/>
               <w:top w:val="none" w:sz="0" w:space="0" w:color="000000"/>
               <w:left w:val="none" w:sz="0" w:space="0" w:color="000000"/>
               <w:right w:val="none" w:sz="0" w:space="0" w:color="000000"/>
@@ -2196,6 +3067,7 @@
           </w:tcPr>
           <w:p>
             <w:pPr>
+              <w:pStyle w:val="Normal"/>
               <w:jc w:val="left"/>
               <w:pBdr>
                 <w:bottom w:val="none" w:sz="0" w:space="0" w:color="000000"/>
@@ -2225,56 +3097,21 @@
                 <w:szCs w:val="20"/>
                 <w:color w:val="000000"/>
               </w:rPr>
-              <w:t xml:space="preserve">Examen calificado/hoja de evaluación de presentación</w:t>
+              <w:t xml:space="preserve">Guía de revisión + plantilla de bitácora (fuentes, decisiones, IA)</w:t>
             </w:r>
           </w:p>
         </w:tc>
       </w:tr>
-    </w:tbl>
-    <w:p>
-      <w:r>
-        <w:pict>
-          <v:rect style="width:0;height:1.5pt" o:hralign="center" o:hrstd="t" o:hr="t"/>
-        </w:pict>
-      </w:r>
-    </w:p>
-    <w:bookmarkEnd w:id="38"/>
-    <w:bookmarkEnd w:id="39"/>
-    <w:bookmarkStart w:id="40" w:name="distribución-de-puntaje"/>
-    <w:p>
-      <w:pPr>
-        <w:pStyle w:val="Heading2"/>
-      </w:pPr>
-      <w:r>
-        <w:t xml:space="preserve">Distribución de puntaje</w:t>
-      </w:r>
-    </w:p>
-    <w:p>
-      <w:pPr>
-        <w:pStyle w:val="FirstParagraph"/>
-      </w:pPr>
-    </w:p>
-    <w:tbl xmlns:w="http://schemas.openxmlformats.org/wordprocessingml/2006/main" xmlns:r="http://schemas.openxmlformats.org/officeDocument/2006/relationships" xmlns:w14="http://schemas.microsoft.com/office/word/2010/wordml" xmlns:wp="http://schemas.openxmlformats.org/drawingml/2006/wordprocessingDrawing" xmlns:a="http://schemas.openxmlformats.org/drawingml/2006/main" xmlns:pic="http://schemas.openxmlformats.org/drawingml/2006/picture">
-      <w:tblPr>
-        <w:tblLayout w:type="fixed"/>
-        <w:jc w:val="center"/>
-        <w:tblLook w:firstRow="1" w:lastRow="0" w:firstColumn="0" w:lastColumn="0" w:noHBand="0" w:noVBand="1"/>
-      </w:tblPr>
-      <w:tblGrid>
-        <w:gridCol w:w="4608"/>
-        <w:gridCol w:w="3168"/>
-      </w:tblGrid>
       <w:tr>
         <w:trPr>
           <w:trHeight w:val="360" w:hRule="auto"/>
-          <w:tblHeader/>
         </w:trPr>
-        header1
+        body6
         <w:tc>
           <w:tcPr>
             <w:tcBorders>
               <w:bottom w:val="single" w:sz="12" w:space="0" w:color="666666"/>
-              <w:top w:val="single" w:sz="12" w:space="0" w:color="666666"/>
+              <w:top w:val="none" w:sz="0" w:space="0" w:color="000000"/>
               <w:left w:val="none" w:sz="0" w:space="0" w:color="000000"/>
               <w:right w:val="none" w:sz="0" w:space="0" w:color="000000"/>
             </w:tcBorders>
@@ -2289,15 +3126,16 @@
           </w:tcPr>
           <w:p>
             <w:pPr>
-              <w:jc w:val="center"/>
+              <w:pStyle w:val="Normal"/>
+              <w:jc w:val="right"/>
               <w:pBdr>
                 <w:bottom w:val="none" w:sz="0" w:space="0" w:color="000000"/>
                 <w:top w:val="none" w:sz="0" w:space="0" w:color="000000"/>
                 <w:left w:val="none" w:sz="0" w:space="0" w:color="000000"/>
                 <w:right w:val="none" w:sz="0" w:space="0" w:color="000000"/>
               </w:pBdr>
-              <w:spacing w:after="40" w:before="40" w:line="240"/>
-              <w:ind w:left="40" w:right="40" w:firstLine="0" w:firstLineChars="0"/>
+              <w:spacing w:after="100" w:before="100" w:line="240"/>
+              <w:ind w:left="100" w:right="100" w:firstLine="0" w:firstLineChars="0"/>
               <w:rPr>
                 <w:rFonts w:ascii="DejaVu Sans" w:hAnsi="DejaVu Sans" w:eastAsia="DejaVu Sans" w:cs="DejaVu Sans"/>
                 <w:i w:val="false"/>
@@ -2318,7 +3156,7 @@
                 <w:szCs w:val="20"/>
                 <w:color w:val="000000"/>
               </w:rPr>
-              <w:t xml:space="preserve">Ítem</w:t>
+              <w:t xml:space="preserve">6</w:t>
             </w:r>
           </w:p>
         </w:tc>
@@ -2326,7 +3164,7 @@
           <w:tcPr>
             <w:tcBorders>
               <w:bottom w:val="single" w:sz="12" w:space="0" w:color="666666"/>
-              <w:top w:val="single" w:sz="12" w:space="0" w:color="666666"/>
+              <w:top w:val="none" w:sz="0" w:space="0" w:color="000000"/>
               <w:left w:val="none" w:sz="0" w:space="0" w:color="000000"/>
               <w:right w:val="none" w:sz="0" w:space="0" w:color="000000"/>
             </w:tcBorders>
@@ -2341,15 +3179,16 @@
           </w:tcPr>
           <w:p>
             <w:pPr>
-              <w:jc w:val="center"/>
+              <w:pStyle w:val="Normal"/>
+              <w:jc w:val="left"/>
               <w:pBdr>
                 <w:bottom w:val="none" w:sz="0" w:space="0" w:color="000000"/>
                 <w:top w:val="none" w:sz="0" w:space="0" w:color="000000"/>
                 <w:left w:val="none" w:sz="0" w:space="0" w:color="000000"/>
                 <w:right w:val="none" w:sz="0" w:space="0" w:color="000000"/>
               </w:pBdr>
-              <w:spacing w:after="40" w:before="40" w:line="240"/>
-              <w:ind w:left="40" w:right="40" w:firstLine="0" w:firstLineChars="0"/>
+              <w:spacing w:after="100" w:before="100" w:line="240"/>
+              <w:ind w:left="100" w:right="100" w:firstLine="0" w:firstLineChars="0"/>
               <w:rPr>
                 <w:rFonts w:ascii="DejaVu Sans" w:hAnsi="DejaVu Sans" w:eastAsia="DejaVu Sans" w:cs="DejaVu Sans"/>
                 <w:i w:val="false"/>
@@ -2370,21 +3209,15 @@
                 <w:szCs w:val="20"/>
                 <w:color w:val="000000"/>
               </w:rPr>
-              <w:t xml:space="preserve">Porcentaje de la nota final</w:t>
+              <w:t xml:space="preserve">Controles breves en aula (lectura/interpretación) cuando aplique</w:t>
             </w:r>
           </w:p>
         </w:tc>
-      </w:tr>
-      <w:tr>
-        <w:trPr>
-          <w:trHeight w:val="360" w:hRule="auto"/>
-        </w:trPr>
-        body1
         <w:tc>
           <w:tcPr>
             <w:tcBorders>
-              <w:bottom w:val="none" w:sz="0" w:space="0" w:color="000000"/>
-              <w:top w:val="single" w:sz="12" w:space="0" w:color="666666"/>
+              <w:bottom w:val="single" w:sz="12" w:space="0" w:color="666666"/>
+              <w:top w:val="none" w:sz="0" w:space="0" w:color="000000"/>
               <w:left w:val="none" w:sz="0" w:space="0" w:color="000000"/>
               <w:right w:val="none" w:sz="0" w:space="0" w:color="000000"/>
             </w:tcBorders>
@@ -2395,10 +3228,11 @@
               <w:left w:w="0" w:type="dxa"/>
               <w:right w:w="0" w:type="dxa"/>
             </w:tcMar>
-            <w:vAlign w:val="top"/>
+            <w:vAlign w:val="center"/>
           </w:tcPr>
           <w:p>
             <w:pPr>
+              <w:pStyle w:val="Normal"/>
               <w:jc w:val="left"/>
               <w:pBdr>
                 <w:bottom w:val="none" w:sz="0" w:space="0" w:color="000000"/>
@@ -2406,8 +3240,8 @@
                 <w:left w:val="none" w:sz="0" w:space="0" w:color="000000"/>
                 <w:right w:val="none" w:sz="0" w:space="0" w:color="000000"/>
               </w:pBdr>
-              <w:spacing w:after="40" w:before="40" w:line="240"/>
-              <w:ind w:left="40" w:right="40" w:firstLine="0" w:firstLineChars="0"/>
+              <w:spacing w:after="100" w:before="100" w:line="240"/>
+              <w:ind w:left="100" w:right="100" w:firstLine="0" w:firstLineChars="0"/>
               <w:rPr>
                 <w:rFonts w:ascii="DejaVu Sans" w:hAnsi="DejaVu Sans" w:eastAsia="DejaVu Sans" w:cs="DejaVu Sans"/>
                 <w:i w:val="false"/>
@@ -2428,504 +3262,57 @@
                 <w:szCs w:val="20"/>
                 <w:color w:val="000000"/>
               </w:rPr>
-              <w:t xml:space="preserve">Asistencia</w:t>
-            </w:r>
-          </w:p>
-        </w:tc>
-        <w:tc>
-          <w:tcPr>
-            <w:tcBorders>
-              <w:bottom w:val="none" w:sz="0" w:space="0" w:color="000000"/>
-              <w:top w:val="single" w:sz="12" w:space="0" w:color="666666"/>
-              <w:left w:val="none" w:sz="0" w:space="0" w:color="000000"/>
-              <w:right w:val="none" w:sz="0" w:space="0" w:color="000000"/>
-            </w:tcBorders>
-            <w:shd w:val="clear" w:color="auto" w:fill="FFFFFF"/>
-            <w:tcMar>
-              <w:top w:w="0" w:type="dxa"/>
-              <w:bottom w:w="0" w:type="dxa"/>
-              <w:left w:w="0" w:type="dxa"/>
-              <w:right w:w="0" w:type="dxa"/>
-            </w:tcMar>
-            <w:vAlign w:val="top"/>
-          </w:tcPr>
-          <w:p>
-            <w:pPr>
-              <w:jc w:val="right"/>
-              <w:pBdr>
-                <w:bottom w:val="none" w:sz="0" w:space="0" w:color="000000"/>
-                <w:top w:val="none" w:sz="0" w:space="0" w:color="000000"/>
-                <w:left w:val="none" w:sz="0" w:space="0" w:color="000000"/>
-                <w:right w:val="none" w:sz="0" w:space="0" w:color="000000"/>
-              </w:pBdr>
-              <w:spacing w:after="40" w:before="40" w:line="240"/>
-              <w:ind w:left="40" w:right="40" w:firstLine="0" w:firstLineChars="0"/>
-              <w:rPr>
-                <w:rFonts w:ascii="DejaVu Sans" w:hAnsi="DejaVu Sans" w:eastAsia="DejaVu Sans" w:cs="DejaVu Sans"/>
-                <w:i w:val="false"/>
-                <w:b w:val="false"/>
-                <w:u w:val="none"/>
-                <w:sz w:val="20"/>
-                <w:szCs w:val="20"/>
-                <w:color w:val="000000"/>
-              </w:rPr>
-            </w:pPr>
-            <w:r xmlns:w="http://schemas.openxmlformats.org/wordprocessingml/2006/main" xmlns:wp="http://schemas.openxmlformats.org/drawingml/2006/wordprocessingDrawing" xmlns:r="http://schemas.openxmlformats.org/officeDocument/2006/relationships" xmlns:w14="http://schemas.microsoft.com/office/word/2010/wordml">
-              <w:rPr>
-                <w:rFonts w:ascii="DejaVu Sans" w:hAnsi="DejaVu Sans" w:eastAsia="DejaVu Sans" w:cs="DejaVu Sans"/>
-                <w:i w:val="false"/>
-                <w:b w:val="false"/>
-                <w:u w:val="none"/>
-                <w:sz w:val="20"/>
-                <w:szCs w:val="20"/>
-                <w:color w:val="000000"/>
-              </w:rPr>
-              <w:t xml:space="preserve">(max. 5%)</w:t>
-            </w:r>
-          </w:p>
-        </w:tc>
-      </w:tr>
-      <w:tr>
-        <w:trPr>
-          <w:trHeight w:val="360" w:hRule="auto"/>
-        </w:trPr>
-        body2
-        <w:tc>
-          <w:tcPr>
-            <w:tcBorders>
-              <w:bottom w:val="none" w:sz="0" w:space="0" w:color="000000"/>
-              <w:top w:val="none" w:sz="0" w:space="0" w:color="000000"/>
-              <w:left w:val="none" w:sz="0" w:space="0" w:color="000000"/>
-              <w:right w:val="none" w:sz="0" w:space="0" w:color="000000"/>
-            </w:tcBorders>
-            <w:shd w:val="clear" w:color="auto" w:fill="FFFFFF"/>
-            <w:tcMar>
-              <w:top w:w="0" w:type="dxa"/>
-              <w:bottom w:w="0" w:type="dxa"/>
-              <w:left w:w="0" w:type="dxa"/>
-              <w:right w:w="0" w:type="dxa"/>
-            </w:tcMar>
-            <w:vAlign w:val="top"/>
-          </w:tcPr>
-          <w:p>
-            <w:pPr>
-              <w:jc w:val="left"/>
-              <w:pBdr>
-                <w:bottom w:val="none" w:sz="0" w:space="0" w:color="000000"/>
-                <w:top w:val="none" w:sz="0" w:space="0" w:color="000000"/>
-                <w:left w:val="none" w:sz="0" w:space="0" w:color="000000"/>
-                <w:right w:val="none" w:sz="0" w:space="0" w:color="000000"/>
-              </w:pBdr>
-              <w:spacing w:after="40" w:before="40" w:line="240"/>
-              <w:ind w:left="40" w:right="40" w:firstLine="0" w:firstLineChars="0"/>
-              <w:rPr>
-                <w:rFonts w:ascii="DejaVu Sans" w:hAnsi="DejaVu Sans" w:eastAsia="DejaVu Sans" w:cs="DejaVu Sans"/>
-                <w:i w:val="false"/>
-                <w:b w:val="false"/>
-                <w:u w:val="none"/>
-                <w:sz w:val="20"/>
-                <w:szCs w:val="20"/>
-                <w:color w:val="000000"/>
-              </w:rPr>
-            </w:pPr>
-            <w:r xmlns:w="http://schemas.openxmlformats.org/wordprocessingml/2006/main" xmlns:wp="http://schemas.openxmlformats.org/drawingml/2006/wordprocessingDrawing" xmlns:r="http://schemas.openxmlformats.org/officeDocument/2006/relationships" xmlns:w14="http://schemas.microsoft.com/office/word/2010/wordml">
-              <w:rPr>
-                <w:rFonts w:ascii="DejaVu Sans" w:hAnsi="DejaVu Sans" w:eastAsia="DejaVu Sans" w:cs="DejaVu Sans"/>
-                <w:i w:val="false"/>
-                <w:b w:val="false"/>
-                <w:u w:val="none"/>
-                <w:sz w:val="20"/>
-                <w:szCs w:val="20"/>
-                <w:color w:val="000000"/>
-              </w:rPr>
-              <w:t xml:space="preserve">Prácticas de aula</w:t>
-            </w:r>
-          </w:p>
-        </w:tc>
-        <w:tc>
-          <w:tcPr>
-            <w:tcBorders>
-              <w:bottom w:val="none" w:sz="0" w:space="0" w:color="000000"/>
-              <w:top w:val="none" w:sz="0" w:space="0" w:color="000000"/>
-              <w:left w:val="none" w:sz="0" w:space="0" w:color="000000"/>
-              <w:right w:val="none" w:sz="0" w:space="0" w:color="000000"/>
-            </w:tcBorders>
-            <w:shd w:val="clear" w:color="auto" w:fill="FFFFFF"/>
-            <w:tcMar>
-              <w:top w:w="0" w:type="dxa"/>
-              <w:bottom w:w="0" w:type="dxa"/>
-              <w:left w:w="0" w:type="dxa"/>
-              <w:right w:w="0" w:type="dxa"/>
-            </w:tcMar>
-            <w:vAlign w:val="top"/>
-          </w:tcPr>
-          <w:p>
-            <w:pPr>
-              <w:jc w:val="right"/>
-              <w:pBdr>
-                <w:bottom w:val="none" w:sz="0" w:space="0" w:color="000000"/>
-                <w:top w:val="none" w:sz="0" w:space="0" w:color="000000"/>
-                <w:left w:val="none" w:sz="0" w:space="0" w:color="000000"/>
-                <w:right w:val="none" w:sz="0" w:space="0" w:color="000000"/>
-              </w:pBdr>
-              <w:spacing w:after="40" w:before="40" w:line="240"/>
-              <w:ind w:left="40" w:right="40" w:firstLine="0" w:firstLineChars="0"/>
-              <w:rPr>
-                <w:rFonts w:ascii="DejaVu Sans" w:hAnsi="DejaVu Sans" w:eastAsia="DejaVu Sans" w:cs="DejaVu Sans"/>
-                <w:i w:val="false"/>
-                <w:b w:val="false"/>
-                <w:u w:val="none"/>
-                <w:sz w:val="20"/>
-                <w:szCs w:val="20"/>
-                <w:color w:val="000000"/>
-              </w:rPr>
-            </w:pPr>
-            <w:r xmlns:w="http://schemas.openxmlformats.org/wordprocessingml/2006/main" xmlns:wp="http://schemas.openxmlformats.org/drawingml/2006/wordprocessingDrawing" xmlns:r="http://schemas.openxmlformats.org/officeDocument/2006/relationships" xmlns:w14="http://schemas.microsoft.com/office/word/2010/wordml">
-              <w:rPr>
-                <w:rFonts w:ascii="DejaVu Sans" w:hAnsi="DejaVu Sans" w:eastAsia="DejaVu Sans" w:cs="DejaVu Sans"/>
-                <w:i w:val="false"/>
-                <w:b w:val="false"/>
-                <w:u w:val="none"/>
-                <w:sz w:val="20"/>
-                <w:szCs w:val="20"/>
-                <w:color w:val="000000"/>
-              </w:rPr>
-              <w:t xml:space="preserve">(max. 20%)</w:t>
-            </w:r>
-          </w:p>
-        </w:tc>
-      </w:tr>
-      <w:tr>
-        <w:trPr>
-          <w:trHeight w:val="360" w:hRule="auto"/>
-        </w:trPr>
-        body3
-        <w:tc>
-          <w:tcPr>
-            <w:tcBorders>
-              <w:bottom w:val="none" w:sz="0" w:space="0" w:color="000000"/>
-              <w:top w:val="none" w:sz="0" w:space="0" w:color="000000"/>
-              <w:left w:val="none" w:sz="0" w:space="0" w:color="000000"/>
-              <w:right w:val="none" w:sz="0" w:space="0" w:color="000000"/>
-            </w:tcBorders>
-            <w:shd w:val="clear" w:color="auto" w:fill="FFFFFF"/>
-            <w:tcMar>
-              <w:top w:w="0" w:type="dxa"/>
-              <w:bottom w:w="0" w:type="dxa"/>
-              <w:left w:w="0" w:type="dxa"/>
-              <w:right w:w="0" w:type="dxa"/>
-            </w:tcMar>
-            <w:vAlign w:val="top"/>
-          </w:tcPr>
-          <w:p>
-            <w:pPr>
-              <w:jc w:val="left"/>
-              <w:pBdr>
-                <w:bottom w:val="none" w:sz="0" w:space="0" w:color="000000"/>
-                <w:top w:val="none" w:sz="0" w:space="0" w:color="000000"/>
-                <w:left w:val="none" w:sz="0" w:space="0" w:color="000000"/>
-                <w:right w:val="none" w:sz="0" w:space="0" w:color="000000"/>
-              </w:pBdr>
-              <w:spacing w:after="40" w:before="40" w:line="240"/>
-              <w:ind w:left="40" w:right="40" w:firstLine="0" w:firstLineChars="0"/>
-              <w:rPr>
-                <w:rFonts w:ascii="DejaVu Sans" w:hAnsi="DejaVu Sans" w:eastAsia="DejaVu Sans" w:cs="DejaVu Sans"/>
-                <w:i w:val="false"/>
-                <w:b w:val="false"/>
-                <w:u w:val="none"/>
-                <w:sz w:val="20"/>
-                <w:szCs w:val="20"/>
-                <w:color w:val="000000"/>
-              </w:rPr>
-            </w:pPr>
-            <w:r xmlns:w="http://schemas.openxmlformats.org/wordprocessingml/2006/main" xmlns:wp="http://schemas.openxmlformats.org/drawingml/2006/wordprocessingDrawing" xmlns:r="http://schemas.openxmlformats.org/officeDocument/2006/relationships" xmlns:w14="http://schemas.microsoft.com/office/word/2010/wordml">
-              <w:rPr>
-                <w:rFonts w:ascii="DejaVu Sans" w:hAnsi="DejaVu Sans" w:eastAsia="DejaVu Sans" w:cs="DejaVu Sans"/>
-                <w:i w:val="false"/>
-                <w:b w:val="false"/>
-                <w:u w:val="none"/>
-                <w:sz w:val="20"/>
-                <w:szCs w:val="20"/>
-                <w:color w:val="000000"/>
-              </w:rPr>
-              <w:t xml:space="preserve">Prácticas de desarrollo</w:t>
-            </w:r>
-          </w:p>
-        </w:tc>
-        <w:tc>
-          <w:tcPr>
-            <w:tcBorders>
-              <w:bottom w:val="none" w:sz="0" w:space="0" w:color="000000"/>
-              <w:top w:val="none" w:sz="0" w:space="0" w:color="000000"/>
-              <w:left w:val="none" w:sz="0" w:space="0" w:color="000000"/>
-              <w:right w:val="none" w:sz="0" w:space="0" w:color="000000"/>
-            </w:tcBorders>
-            <w:shd w:val="clear" w:color="auto" w:fill="FFFFFF"/>
-            <w:tcMar>
-              <w:top w:w="0" w:type="dxa"/>
-              <w:bottom w:w="0" w:type="dxa"/>
-              <w:left w:w="0" w:type="dxa"/>
-              <w:right w:w="0" w:type="dxa"/>
-            </w:tcMar>
-            <w:vAlign w:val="top"/>
-          </w:tcPr>
-          <w:p>
-            <w:pPr>
-              <w:jc w:val="right"/>
-              <w:pBdr>
-                <w:bottom w:val="none" w:sz="0" w:space="0" w:color="000000"/>
-                <w:top w:val="none" w:sz="0" w:space="0" w:color="000000"/>
-                <w:left w:val="none" w:sz="0" w:space="0" w:color="000000"/>
-                <w:right w:val="none" w:sz="0" w:space="0" w:color="000000"/>
-              </w:pBdr>
-              <w:spacing w:after="40" w:before="40" w:line="240"/>
-              <w:ind w:left="40" w:right="40" w:firstLine="0" w:firstLineChars="0"/>
-              <w:rPr>
-                <w:rFonts w:ascii="DejaVu Sans" w:hAnsi="DejaVu Sans" w:eastAsia="DejaVu Sans" w:cs="DejaVu Sans"/>
-                <w:i w:val="false"/>
-                <w:b w:val="false"/>
-                <w:u w:val="none"/>
-                <w:sz w:val="20"/>
-                <w:szCs w:val="20"/>
-                <w:color w:val="000000"/>
-              </w:rPr>
-            </w:pPr>
-            <w:r xmlns:w="http://schemas.openxmlformats.org/wordprocessingml/2006/main" xmlns:wp="http://schemas.openxmlformats.org/drawingml/2006/wordprocessingDrawing" xmlns:r="http://schemas.openxmlformats.org/officeDocument/2006/relationships" xmlns:w14="http://schemas.microsoft.com/office/word/2010/wordml">
-              <w:rPr>
-                <w:rFonts w:ascii="DejaVu Sans" w:hAnsi="DejaVu Sans" w:eastAsia="DejaVu Sans" w:cs="DejaVu Sans"/>
-                <w:i w:val="false"/>
-                <w:b w:val="false"/>
-                <w:u w:val="none"/>
-                <w:sz w:val="20"/>
-                <w:szCs w:val="20"/>
-                <w:color w:val="000000"/>
-              </w:rPr>
-              <w:t xml:space="preserve">(min. 20, max. 30%)</w:t>
-            </w:r>
-          </w:p>
-        </w:tc>
-      </w:tr>
-      <w:tr>
-        <w:trPr>
-          <w:trHeight w:val="360" w:hRule="auto"/>
-        </w:trPr>
-        body4
-        <w:tc>
-          <w:tcPr>
-            <w:tcBorders>
-              <w:bottom w:val="none" w:sz="0" w:space="0" w:color="000000"/>
-              <w:top w:val="none" w:sz="0" w:space="0" w:color="000000"/>
-              <w:left w:val="none" w:sz="0" w:space="0" w:color="000000"/>
-              <w:right w:val="none" w:sz="0" w:space="0" w:color="000000"/>
-            </w:tcBorders>
-            <w:shd w:val="clear" w:color="auto" w:fill="FFFFFF"/>
-            <w:tcMar>
-              <w:top w:w="0" w:type="dxa"/>
-              <w:bottom w:w="0" w:type="dxa"/>
-              <w:left w:w="0" w:type="dxa"/>
-              <w:right w:w="0" w:type="dxa"/>
-            </w:tcMar>
-            <w:vAlign w:val="top"/>
-          </w:tcPr>
-          <w:p>
-            <w:pPr>
-              <w:jc w:val="left"/>
-              <w:pBdr>
-                <w:bottom w:val="none" w:sz="0" w:space="0" w:color="000000"/>
-                <w:top w:val="none" w:sz="0" w:space="0" w:color="000000"/>
-                <w:left w:val="none" w:sz="0" w:space="0" w:color="000000"/>
-                <w:right w:val="none" w:sz="0" w:space="0" w:color="000000"/>
-              </w:pBdr>
-              <w:spacing w:after="40" w:before="40" w:line="240"/>
-              <w:ind w:left="40" w:right="40" w:firstLine="0" w:firstLineChars="0"/>
-              <w:rPr>
-                <w:rFonts w:ascii="DejaVu Sans" w:hAnsi="DejaVu Sans" w:eastAsia="DejaVu Sans" w:cs="DejaVu Sans"/>
-                <w:i w:val="false"/>
-                <w:b w:val="false"/>
-                <w:u w:val="none"/>
-                <w:sz w:val="20"/>
-                <w:szCs w:val="20"/>
-                <w:color w:val="000000"/>
-              </w:rPr>
-            </w:pPr>
-            <w:r xmlns:w="http://schemas.openxmlformats.org/wordprocessingml/2006/main" xmlns:wp="http://schemas.openxmlformats.org/drawingml/2006/wordprocessingDrawing" xmlns:r="http://schemas.openxmlformats.org/officeDocument/2006/relationships" xmlns:w14="http://schemas.microsoft.com/office/word/2010/wordml">
-              <w:rPr>
-                <w:rFonts w:ascii="DejaVu Sans" w:hAnsi="DejaVu Sans" w:eastAsia="DejaVu Sans" w:cs="DejaVu Sans"/>
-                <w:i w:val="false"/>
-                <w:b w:val="false"/>
-                <w:u w:val="none"/>
-                <w:sz w:val="20"/>
-                <w:szCs w:val="20"/>
-                <w:color w:val="000000"/>
-              </w:rPr>
-              <w:t xml:space="preserve">Proyecto</w:t>
-            </w:r>
-          </w:p>
-        </w:tc>
-        <w:tc>
-          <w:tcPr>
-            <w:tcBorders>
-              <w:bottom w:val="none" w:sz="0" w:space="0" w:color="000000"/>
-              <w:top w:val="none" w:sz="0" w:space="0" w:color="000000"/>
-              <w:left w:val="none" w:sz="0" w:space="0" w:color="000000"/>
-              <w:right w:val="none" w:sz="0" w:space="0" w:color="000000"/>
-            </w:tcBorders>
-            <w:shd w:val="clear" w:color="auto" w:fill="FFFFFF"/>
-            <w:tcMar>
-              <w:top w:w="0" w:type="dxa"/>
-              <w:bottom w:w="0" w:type="dxa"/>
-              <w:left w:w="0" w:type="dxa"/>
-              <w:right w:w="0" w:type="dxa"/>
-            </w:tcMar>
-            <w:vAlign w:val="top"/>
-          </w:tcPr>
-          <w:p>
-            <w:pPr>
-              <w:jc w:val="right"/>
-              <w:pBdr>
-                <w:bottom w:val="none" w:sz="0" w:space="0" w:color="000000"/>
-                <w:top w:val="none" w:sz="0" w:space="0" w:color="000000"/>
-                <w:left w:val="none" w:sz="0" w:space="0" w:color="000000"/>
-                <w:right w:val="none" w:sz="0" w:space="0" w:color="000000"/>
-              </w:pBdr>
-              <w:spacing w:after="40" w:before="40" w:line="240"/>
-              <w:ind w:left="40" w:right="40" w:firstLine="0" w:firstLineChars="0"/>
-              <w:rPr>
-                <w:rFonts w:ascii="DejaVu Sans" w:hAnsi="DejaVu Sans" w:eastAsia="DejaVu Sans" w:cs="DejaVu Sans"/>
-                <w:i w:val="false"/>
-                <w:b w:val="false"/>
-                <w:u w:val="none"/>
-                <w:sz w:val="20"/>
-                <w:szCs w:val="20"/>
-                <w:color w:val="000000"/>
-              </w:rPr>
-            </w:pPr>
-            <w:r xmlns:w="http://schemas.openxmlformats.org/wordprocessingml/2006/main" xmlns:wp="http://schemas.openxmlformats.org/drawingml/2006/wordprocessingDrawing" xmlns:r="http://schemas.openxmlformats.org/officeDocument/2006/relationships" xmlns:w14="http://schemas.microsoft.com/office/word/2010/wordml">
-              <w:rPr>
-                <w:rFonts w:ascii="DejaVu Sans" w:hAnsi="DejaVu Sans" w:eastAsia="DejaVu Sans" w:cs="DejaVu Sans"/>
-                <w:i w:val="false"/>
-                <w:b w:val="false"/>
-                <w:u w:val="none"/>
-                <w:sz w:val="20"/>
-                <w:szCs w:val="20"/>
-                <w:color w:val="000000"/>
-              </w:rPr>
-              <w:t xml:space="preserve">(min. 20%, max. 30%)</w:t>
-            </w:r>
-          </w:p>
-        </w:tc>
-      </w:tr>
-      <w:tr>
-        <w:trPr>
-          <w:trHeight w:val="360" w:hRule="auto"/>
-        </w:trPr>
-        body5
-        <w:tc>
-          <w:tcPr>
-            <w:tcBorders>
-              <w:bottom w:val="single" w:sz="12" w:space="0" w:color="666666"/>
-              <w:top w:val="none" w:sz="0" w:space="0" w:color="000000"/>
-              <w:left w:val="none" w:sz="0" w:space="0" w:color="000000"/>
-              <w:right w:val="none" w:sz="0" w:space="0" w:color="000000"/>
-            </w:tcBorders>
-            <w:shd w:val="clear" w:color="auto" w:fill="FFFFFF"/>
-            <w:tcMar>
-              <w:top w:w="0" w:type="dxa"/>
-              <w:bottom w:w="0" w:type="dxa"/>
-              <w:left w:w="0" w:type="dxa"/>
-              <w:right w:w="0" w:type="dxa"/>
-            </w:tcMar>
-            <w:vAlign w:val="top"/>
-          </w:tcPr>
-          <w:p>
-            <w:pPr>
-              <w:jc w:val="left"/>
-              <w:pBdr>
-                <w:bottom w:val="none" w:sz="0" w:space="0" w:color="000000"/>
-                <w:top w:val="none" w:sz="0" w:space="0" w:color="000000"/>
-                <w:left w:val="none" w:sz="0" w:space="0" w:color="000000"/>
-                <w:right w:val="none" w:sz="0" w:space="0" w:color="000000"/>
-              </w:pBdr>
-              <w:spacing w:after="40" w:before="40" w:line="240"/>
-              <w:ind w:left="40" w:right="40" w:firstLine="0" w:firstLineChars="0"/>
-              <w:rPr>
-                <w:rFonts w:ascii="DejaVu Sans" w:hAnsi="DejaVu Sans" w:eastAsia="DejaVu Sans" w:cs="DejaVu Sans"/>
-                <w:i w:val="false"/>
-                <w:b w:val="false"/>
-                <w:u w:val="none"/>
-                <w:sz w:val="20"/>
-                <w:szCs w:val="20"/>
-                <w:color w:val="000000"/>
-              </w:rPr>
-            </w:pPr>
-            <w:r xmlns:w="http://schemas.openxmlformats.org/wordprocessingml/2006/main" xmlns:wp="http://schemas.openxmlformats.org/drawingml/2006/wordprocessingDrawing" xmlns:r="http://schemas.openxmlformats.org/officeDocument/2006/relationships" xmlns:w14="http://schemas.microsoft.com/office/word/2010/wordml">
-              <w:rPr>
-                <w:rFonts w:ascii="DejaVu Sans" w:hAnsi="DejaVu Sans" w:eastAsia="DejaVu Sans" w:cs="DejaVu Sans"/>
-                <w:i w:val="false"/>
-                <w:b w:val="false"/>
-                <w:u w:val="none"/>
-                <w:sz w:val="20"/>
-                <w:szCs w:val="20"/>
-                <w:color w:val="000000"/>
-              </w:rPr>
-              <w:t xml:space="preserve">Exámenes y exposiciones</w:t>
-            </w:r>
-          </w:p>
-        </w:tc>
-        <w:tc>
-          <w:tcPr>
-            <w:tcBorders>
-              <w:bottom w:val="single" w:sz="12" w:space="0" w:color="666666"/>
-              <w:top w:val="none" w:sz="0" w:space="0" w:color="000000"/>
-              <w:left w:val="none" w:sz="0" w:space="0" w:color="000000"/>
-              <w:right w:val="none" w:sz="0" w:space="0" w:color="000000"/>
-            </w:tcBorders>
-            <w:shd w:val="clear" w:color="auto" w:fill="FFFFFF"/>
-            <w:tcMar>
-              <w:top w:w="0" w:type="dxa"/>
-              <w:bottom w:w="0" w:type="dxa"/>
-              <w:left w:w="0" w:type="dxa"/>
-              <w:right w:w="0" w:type="dxa"/>
-            </w:tcMar>
-            <w:vAlign w:val="top"/>
-          </w:tcPr>
-          <w:p>
-            <w:pPr>
-              <w:jc w:val="right"/>
-              <w:pBdr>
-                <w:bottom w:val="none" w:sz="0" w:space="0" w:color="000000"/>
-                <w:top w:val="none" w:sz="0" w:space="0" w:color="000000"/>
-                <w:left w:val="none" w:sz="0" w:space="0" w:color="000000"/>
-                <w:right w:val="none" w:sz="0" w:space="0" w:color="000000"/>
-              </w:pBdr>
-              <w:spacing w:after="40" w:before="40" w:line="240"/>
-              <w:ind w:left="40" w:right="40" w:firstLine="0" w:firstLineChars="0"/>
-              <w:rPr>
-                <w:rFonts w:ascii="DejaVu Sans" w:hAnsi="DejaVu Sans" w:eastAsia="DejaVu Sans" w:cs="DejaVu Sans"/>
-                <w:i w:val="false"/>
-                <w:b w:val="false"/>
-                <w:u w:val="none"/>
-                <w:sz w:val="20"/>
-                <w:szCs w:val="20"/>
-                <w:color w:val="000000"/>
-              </w:rPr>
-            </w:pPr>
-            <w:r xmlns:w="http://schemas.openxmlformats.org/wordprocessingml/2006/main" xmlns:wp="http://schemas.openxmlformats.org/drawingml/2006/wordprocessingDrawing" xmlns:r="http://schemas.openxmlformats.org/officeDocument/2006/relationships" xmlns:w14="http://schemas.microsoft.com/office/word/2010/wordml">
-              <w:rPr>
-                <w:rFonts w:ascii="DejaVu Sans" w:hAnsi="DejaVu Sans" w:eastAsia="DejaVu Sans" w:cs="DejaVu Sans"/>
-                <w:i w:val="false"/>
-                <w:b w:val="false"/>
-                <w:u w:val="none"/>
-                <w:sz w:val="20"/>
-                <w:szCs w:val="20"/>
-                <w:color w:val="000000"/>
-              </w:rPr>
-              <w:t xml:space="preserve">(min. 20%, max. 30%)</w:t>
+              <w:t xml:space="preserve">Preguntas cortas / ejercicios de interpretación</w:t>
             </w:r>
           </w:p>
         </w:tc>
       </w:tr>
     </w:tbl>
+    <w:bookmarkEnd w:id="37"/>
+    <w:bookmarkStart w:id="38" w:name="modalidad-de-calificación-en-aula"/>
+    <w:p>
+      <w:pPr>
+        <w:pStyle w:val="Heading3"/>
+      </w:pPr>
+      <w:r>
+        <w:t xml:space="preserve">Modalidad de calificación en aula</w:t>
+      </w:r>
+    </w:p>
+    <w:p>
+      <w:pPr>
+        <w:numPr>
+          <w:ilvl w:val="0"/>
+          <w:numId w:val="1020"/>
+        </w:numPr>
+        <w:pStyle w:val="Compact"/>
+      </w:pPr>
+      <w:r>
+        <w:rPr>
+          <w:bCs/>
+          <w:b/>
+        </w:rPr>
+        <w:t xml:space="preserve">Calificación única del profesor</w:t>
+      </w:r>
+      <w:r>
+        <w:t xml:space="preserve"> </w:t>
+      </w:r>
+      <w:r>
+        <w:t xml:space="preserve">La nota se asigna por el profesor con base en rúbrica y checklist (manuscrito + defensa). Se comunica</w:t>
+      </w:r>
+      <w:r>
+        <w:t xml:space="preserve"> </w:t>
+      </w:r>
+      <w:r>
+        <w:rPr>
+          <w:bCs/>
+          <w:b/>
+        </w:rPr>
+        <w:t xml:space="preserve">al finalizar la sesión</w:t>
+      </w:r>
+      <w:r>
+        <w:t xml:space="preserve">. Estoy abierto a la autoevaluación también, pero siempre que, usando un promedio ponderado, se asigne a tu autoevaluación un peso bajo.</w:t>
+      </w:r>
+    </w:p>
     <w:p>
       <w:r>
         <w:pict>
@@ -2933,69 +3320,68 @@
         </w:pict>
       </w:r>
     </w:p>
-    <w:bookmarkEnd w:id="40"/>
-    <w:bookmarkStart w:id="41" w:name="recursos-didácticos"/>
+    <w:bookmarkEnd w:id="38"/>
+    <w:bookmarkEnd w:id="39"/>
+    <w:bookmarkStart w:id="40" w:name="distribución-de-puntaje"/>
     <w:p>
       <w:pPr>
         <w:pStyle w:val="Heading2"/>
       </w:pPr>
       <w:r>
-        <w:t xml:space="preserve">Recursos didácticos</w:t>
-      </w:r>
-    </w:p>
-    <w:p>
-      <w:pPr>
-        <w:numPr>
-          <w:ilvl w:val="0"/>
-          <w:numId w:val="1011"/>
-        </w:numPr>
-      </w:pPr>
-      <w:r>
-        <w:t xml:space="preserve">Mapas.</w:t>
-      </w:r>
-    </w:p>
-    <w:p>
-      <w:pPr>
-        <w:numPr>
-          <w:ilvl w:val="0"/>
-          <w:numId w:val="1011"/>
-        </w:numPr>
-      </w:pPr>
-      <w:r>
-        <w:t xml:space="preserve">Libros de texto y artículos científicos.</w:t>
-      </w:r>
-    </w:p>
-    <w:p>
-      <w:pPr>
-        <w:numPr>
-          <w:ilvl w:val="0"/>
-          <w:numId w:val="1011"/>
-        </w:numPr>
-      </w:pPr>
-      <w:r>
-        <w:t xml:space="preserve">Ejercicios resueltos.</w:t>
-      </w:r>
-    </w:p>
-    <w:p>
-      <w:pPr>
-        <w:numPr>
-          <w:ilvl w:val="0"/>
-          <w:numId w:val="1011"/>
-        </w:numPr>
-      </w:pPr>
-      <w:r>
-        <w:t xml:space="preserve">Vídeos en línea (clases y tutorías).</w:t>
-      </w:r>
-    </w:p>
-    <w:p>
-      <w:pPr>
-        <w:numPr>
-          <w:ilvl w:val="0"/>
-          <w:numId w:val="1011"/>
-        </w:numPr>
-      </w:pPr>
-      <w:r>
-        <w:t xml:space="preserve">Servidor de foros.</w:t>
+        <w:t xml:space="preserve">Distribución de puntaje</w:t>
+      </w:r>
+    </w:p>
+    <w:p>
+      <w:pPr>
+        <w:pStyle w:val="BlockText"/>
+      </w:pPr>
+      <w:r>
+        <w:t xml:space="preserve">Cada práctica (unidad y proyecto)</w:t>
+      </w:r>
+      <w:r>
+        <w:t xml:space="preserve"> </w:t>
+      </w:r>
+      <w:r>
+        <w:rPr>
+          <w:bCs/>
+          <w:b/>
+        </w:rPr>
+        <w:t xml:space="preserve">incluye</w:t>
+      </w:r>
+      <w:r>
+        <w:t xml:space="preserve"> </w:t>
+      </w:r>
+      <w:r>
+        <w:t xml:space="preserve">su(s) día(s) de desarrollo, su</w:t>
+      </w:r>
+      <w:r>
+        <w:t xml:space="preserve"> </w:t>
+      </w:r>
+      <w:r>
+        <w:rPr>
+          <w:bCs/>
+          <w:b/>
+        </w:rPr>
+        <w:t xml:space="preserve">presentación</w:t>
+      </w:r>
+      <w:r>
+        <w:t xml:space="preserve"> </w:t>
+      </w:r>
+      <w:r>
+        <w:t xml:space="preserve">y su</w:t>
+      </w:r>
+      <w:r>
+        <w:t xml:space="preserve"> </w:t>
+      </w:r>
+      <w:r>
+        <w:rPr>
+          <w:bCs/>
+          <w:b/>
+        </w:rPr>
+        <w:t xml:space="preserve">evaluación en aula</w:t>
+      </w:r>
+      <w:r>
+        <w:t xml:space="preserve">. La calificación se asigna el mismo día de la defensa.</w:t>
       </w:r>
     </w:p>
     <w:p>
@@ -3005,6 +3391,162 @@
         </w:pict>
       </w:r>
     </w:p>
+    <w:bookmarkEnd w:id="40"/>
+    <w:bookmarkStart w:id="41" w:name="recursos-didácticos"/>
+    <w:p>
+      <w:pPr>
+        <w:pStyle w:val="Heading2"/>
+      </w:pPr>
+      <w:r>
+        <w:t xml:space="preserve">Recursos didácticos</w:t>
+      </w:r>
+    </w:p>
+    <w:p>
+      <w:pPr>
+        <w:numPr>
+          <w:ilvl w:val="0"/>
+          <w:numId w:val="1021"/>
+        </w:numPr>
+        <w:pStyle w:val="Compact"/>
+      </w:pPr>
+      <w:r>
+        <w:rPr>
+          <w:bCs/>
+          <w:b/>
+        </w:rPr>
+        <w:t xml:space="preserve">Guías de recorrido teórico por unidad</w:t>
+      </w:r>
+      <w:r>
+        <w:t xml:space="preserve"> </w:t>
+      </w:r>
+      <w:r>
+        <w:t xml:space="preserve">(lista de conceptos/lecturas que deben reflejarse en el manuscrito).</w:t>
+      </w:r>
+    </w:p>
+    <w:p>
+      <w:pPr>
+        <w:numPr>
+          <w:ilvl w:val="0"/>
+          <w:numId w:val="1021"/>
+        </w:numPr>
+        <w:pStyle w:val="Compact"/>
+      </w:pPr>
+      <w:r>
+        <w:rPr>
+          <w:bCs/>
+          <w:b/>
+        </w:rPr>
+        <w:t xml:space="preserve">Plantilla RMarkdown por práctica</w:t>
+      </w:r>
+      <w:r>
+        <w:t xml:space="preserve"> </w:t>
+      </w:r>
+      <w:r>
+        <w:t xml:space="preserve">(manuscrito reproducible) y</w:t>
+      </w:r>
+      <w:r>
+        <w:t xml:space="preserve"> </w:t>
+      </w:r>
+      <w:r>
+        <w:rPr>
+          <w:bCs/>
+          <w:b/>
+        </w:rPr>
+        <w:t xml:space="preserve">plantilla Xaringan</w:t>
+      </w:r>
+      <w:r>
+        <w:t xml:space="preserve"> </w:t>
+      </w:r>
+      <w:r>
+        <w:t xml:space="preserve">(defensa).</w:t>
+      </w:r>
+    </w:p>
+    <w:p>
+      <w:pPr>
+        <w:numPr>
+          <w:ilvl w:val="0"/>
+          <w:numId w:val="1021"/>
+        </w:numPr>
+        <w:pStyle w:val="Compact"/>
+      </w:pPr>
+      <w:r>
+        <w:rPr>
+          <w:bCs/>
+          <w:b/>
+        </w:rPr>
+        <w:t xml:space="preserve">Rúbricas</w:t>
+      </w:r>
+      <w:r>
+        <w:t xml:space="preserve"> </w:t>
+      </w:r>
+      <w:r>
+        <w:t xml:space="preserve">(manuscrito y defensa) +</w:t>
+      </w:r>
+      <w:r>
+        <w:t xml:space="preserve"> </w:t>
+      </w:r>
+      <w:r>
+        <w:rPr>
+          <w:bCs/>
+          <w:b/>
+        </w:rPr>
+        <w:t xml:space="preserve">checklist de reproducibilidad</w:t>
+      </w:r>
+      <w:r>
+        <w:t xml:space="preserve">.</w:t>
+      </w:r>
+    </w:p>
+    <w:p>
+      <w:pPr>
+        <w:numPr>
+          <w:ilvl w:val="0"/>
+          <w:numId w:val="1021"/>
+        </w:numPr>
+        <w:pStyle w:val="Compact"/>
+      </w:pPr>
+      <w:r>
+        <w:rPr>
+          <w:bCs/>
+          <w:b/>
+        </w:rPr>
+        <w:t xml:space="preserve">Bitácora de decisiones</w:t>
+      </w:r>
+      <w:r>
+        <w:t xml:space="preserve"> </w:t>
+      </w:r>
+      <w:r>
+        <w:t xml:space="preserve">(incluye: fuentes consultadas, supuestos, decisiones metodológicas, uso de IA y verificación).</w:t>
+      </w:r>
+    </w:p>
+    <w:p>
+      <w:pPr>
+        <w:numPr>
+          <w:ilvl w:val="0"/>
+          <w:numId w:val="1021"/>
+        </w:numPr>
+        <w:pStyle w:val="Compact"/>
+      </w:pPr>
+      <w:r>
+        <w:rPr>
+          <w:bCs/>
+          <w:b/>
+        </w:rPr>
+        <w:t xml:space="preserve">IA generativa como tutor supervisado</w:t>
+      </w:r>
+      <w:r>
+        <w:t xml:space="preserve"> </w:t>
+      </w:r>
+      <w:r>
+        <w:t xml:space="preserve">(para estudio, depuración, redacción técnica y apoyo estadístico).</w:t>
+      </w:r>
+    </w:p>
+    <w:p>
+      <w:r>
+        <w:pict>
+          <v:rect style="width:0;height:1.5pt" o:hralign="center" o:hrstd="t" o:hr="t"/>
+        </w:pict>
+      </w:r>
+    </w:p>
     <w:bookmarkEnd w:id="41"/>
     <w:bookmarkStart w:id="42" w:name="recursos-tecnológicos"/>
     <w:p>
@@ -3019,131 +3561,249 @@
       <w:pPr>
         <w:numPr>
           <w:ilvl w:val="0"/>
-          <w:numId w:val="1012"/>
-        </w:numPr>
-      </w:pPr>
-      <w:r>
-        <w:t xml:space="preserve">Servidor de programación.</w:t>
-      </w:r>
-    </w:p>
-    <w:p>
-      <w:pPr>
-        <w:numPr>
-          <w:ilvl w:val="0"/>
-          <w:numId w:val="1012"/>
-        </w:numPr>
-      </w:pPr>
-      <w:r>
-        <w:t xml:space="preserve">Proyector en el aula.</w:t>
-      </w:r>
-    </w:p>
-    <w:p>
-      <w:pPr>
-        <w:numPr>
-          <w:ilvl w:val="0"/>
-          <w:numId w:val="1012"/>
-        </w:numPr>
-      </w:pPr>
-      <w:r>
-        <w:t xml:space="preserve">Computadora personal. Si no dispones de una, provisionalmente usa tu celular, aunque esta solución tiene limitaciones. La PC es necesaria para:</w:t>
+          <w:numId w:val="1022"/>
+        </w:numPr>
+        <w:pStyle w:val="Compact"/>
+      </w:pPr>
+      <w:r>
+        <w:t xml:space="preserve">Servidor</w:t>
+      </w:r>
+      <w:r>
+        <w:t xml:space="preserve"> </w:t>
+      </w:r>
+      <w:r>
+        <w:rPr>
+          <w:bCs/>
+          <w:b/>
+        </w:rPr>
+        <w:t xml:space="preserve">RStudio</w:t>
+      </w:r>
+      <w:r>
+        <w:t xml:space="preserve"> </w:t>
+      </w:r>
+      <w:r>
+        <w:t xml:space="preserve">(entorno oficial de ejecución y entrega reproducible).</w:t>
+      </w:r>
+    </w:p>
+    <w:p>
+      <w:pPr>
+        <w:numPr>
+          <w:ilvl w:val="0"/>
+          <w:numId w:val="1022"/>
+        </w:numPr>
+        <w:pStyle w:val="Compact"/>
+      </w:pPr>
+      <w:r>
+        <w:rPr>
+          <w:bCs/>
+          <w:b/>
+        </w:rPr>
+        <w:t xml:space="preserve">GitHub Classroom</w:t>
+      </w:r>
+      <w:r>
+        <w:t xml:space="preserve"> </w:t>
+      </w:r>
+      <w:r>
+        <w:t xml:space="preserve">(repositorio plantilla por práctica, control de versiones, entregas).</w:t>
+      </w:r>
+      <w:r>
+        <w:t xml:space="preserve"> </w:t>
+      </w:r>
+      <w:r>
+        <w:rPr>
+          <w:bCs/>
+          <w:b/>
+        </w:rPr>
+        <w:t xml:space="preserve">La entrega solo será válida si es subida a GitHub.</w:t>
+      </w:r>
+    </w:p>
+    <w:p>
+      <w:pPr>
+        <w:numPr>
+          <w:ilvl w:val="0"/>
+          <w:numId w:val="1022"/>
+        </w:numPr>
+        <w:pStyle w:val="Compact"/>
+      </w:pPr>
+      <w:r>
+        <w:rPr>
+          <w:bCs/>
+          <w:b/>
+        </w:rPr>
+        <w:t xml:space="preserve">IA generativa</w:t>
+      </w:r>
+      <w:r>
+        <w:t xml:space="preserve"> </w:t>
+      </w:r>
+      <w:r>
+        <w:t xml:space="preserve">(tutor supervisado) accesible por el estudiante. El tutor se puede usar fuera y dentro del aula, pero el producto se valida en aula.</w:t>
+      </w:r>
+    </w:p>
+    <w:p>
+      <w:pPr>
+        <w:numPr>
+          <w:ilvl w:val="0"/>
+          <w:numId w:val="1022"/>
+        </w:numPr>
+        <w:pStyle w:val="Compact"/>
+      </w:pPr>
+      <w:r>
+        <w:t xml:space="preserve">Proyector / conectividad para defensas y verificación rápida del repositorio.</w:t>
+      </w:r>
+    </w:p>
+    <w:p>
+      <w:pPr>
+        <w:numPr>
+          <w:ilvl w:val="0"/>
+          <w:numId w:val="1022"/>
+        </w:numPr>
+        <w:pStyle w:val="Compact"/>
+      </w:pPr>
+      <w:r>
+        <w:t xml:space="preserve">PC personal (recomendado). Si no dispones de una PC, en el aula hay habilitadas seis PC que funcionan bajo Linux (habrá más a lo largo del curso), y están preparadas para apoyarte en cualquiera de las tareas que desarollarás en el curso. Provisionalmente usa tu celular, aunque esta solución tiene limitaciones. La PC es necesaria para:</w:t>
       </w:r>
     </w:p>
     <w:p>
       <w:pPr>
         <w:numPr>
           <w:ilvl w:val="1"/>
-          <w:numId w:val="1013"/>
-        </w:numPr>
-      </w:pPr>
-      <w:r>
-        <w:t xml:space="preserve">elaboración y consulta de mapas,</w:t>
+          <w:numId w:val="1023"/>
+        </w:numPr>
+        <w:pStyle w:val="Compact"/>
+      </w:pPr>
+      <w:r>
+        <w:t xml:space="preserve">Elaboración y consulta de mapas,</w:t>
       </w:r>
     </w:p>
     <w:p>
       <w:pPr>
         <w:numPr>
           <w:ilvl w:val="1"/>
-          <w:numId w:val="1013"/>
-        </w:numPr>
-      </w:pPr>
-      <w:r>
-        <w:t xml:space="preserve">experimentación con simulaciones,</w:t>
+          <w:numId w:val="1023"/>
+        </w:numPr>
+        <w:pStyle w:val="Compact"/>
+      </w:pPr>
+      <w:r>
+        <w:t xml:space="preserve">Experimentación con simulaciones,</w:t>
       </w:r>
     </w:p>
     <w:p>
       <w:pPr>
         <w:numPr>
           <w:ilvl w:val="1"/>
-          <w:numId w:val="1013"/>
-        </w:numPr>
-      </w:pPr>
-      <w:r>
-        <w:t xml:space="preserve">redacción científica,</w:t>
+          <w:numId w:val="1023"/>
+        </w:numPr>
+        <w:pStyle w:val="Compact"/>
+      </w:pPr>
+      <w:r>
+        <w:t xml:space="preserve">Redacción científica,</w:t>
       </w:r>
     </w:p>
     <w:p>
       <w:pPr>
         <w:numPr>
           <w:ilvl w:val="1"/>
-          <w:numId w:val="1013"/>
-        </w:numPr>
-      </w:pPr>
-      <w:r>
-        <w:t xml:space="preserve">análisis de datos mediante programación,</w:t>
+          <w:numId w:val="1023"/>
+        </w:numPr>
+        <w:pStyle w:val="Compact"/>
+      </w:pPr>
+      <w:r>
+        <w:t xml:space="preserve">Análisis de datos mediante programación,</w:t>
       </w:r>
     </w:p>
     <w:p>
       <w:pPr>
         <w:numPr>
           <w:ilvl w:val="1"/>
-          <w:numId w:val="1013"/>
-        </w:numPr>
-      </w:pPr>
-      <w:r>
-        <w:t xml:space="preserve">uso de tutor de IA de forma supervisada,</w:t>
+          <w:numId w:val="1023"/>
+        </w:numPr>
+        <w:pStyle w:val="Compact"/>
+      </w:pPr>
+      <w:r>
+        <w:t xml:space="preserve">Uso de tutor de IA de forma supervisada,</w:t>
       </w:r>
     </w:p>
     <w:p>
       <w:pPr>
         <w:numPr>
           <w:ilvl w:val="1"/>
-          <w:numId w:val="1013"/>
-        </w:numPr>
-      </w:pPr>
-      <w:r>
-        <w:t xml:space="preserve">elaboración de presentaciones de diapositivas.</w:t>
-      </w:r>
-    </w:p>
-    <w:p>
-      <w:pPr>
-        <w:numPr>
-          <w:ilvl w:val="0"/>
-          <w:numId w:val="1012"/>
-        </w:numPr>
+          <w:numId w:val="1023"/>
+        </w:numPr>
+        <w:pStyle w:val="Compact"/>
+      </w:pPr>
+      <w:r>
+        <w:t xml:space="preserve">Elaboración de presentaciones de diapositivas.</w:t>
+      </w:r>
+      <w:r>
+        <w:t xml:space="preserve"> </w:t>
+      </w:r>
+      <w:r>
+        <w:t xml:space="preserve">&gt;</w:t>
+      </w:r>
+      <w:r>
+        <w:t xml:space="preserve"> </w:t>
+      </w:r>
+      <w:r>
+        <w:rPr>
+          <w:bCs/>
+          <w:b/>
+        </w:rPr>
+        <w:t xml:space="preserve">NOTA</w:t>
+      </w:r>
+      <w:r>
+        <w:t xml:space="preserve">: Las PC disponibles en el aula no realizan copias de seguridad, ni ofrecen garantías de respaldo de lo que en ellas se guarde. Recomendación: todo lo que hagas en ellas, guárdalo en tu cuenta en la nube (e.g. GitHub, Google Drive, Dropbox, OneDrive o similar).</w:t>
+      </w:r>
+    </w:p>
+    <w:p>
+      <w:pPr>
+        <w:numPr>
+          <w:ilvl w:val="0"/>
+          <w:numId w:val="1022"/>
+        </w:numPr>
+        <w:pStyle w:val="Compact"/>
       </w:pPr>
       <w:r>
         <w:t xml:space="preserve">Bases de datos y fuentes cartográficas digitales (imágenes satelitales, mapas web y locales).</w:t>
       </w:r>
-    </w:p>
-    <w:p>
-      <w:pPr>
-        <w:numPr>
-          <w:ilvl w:val="0"/>
-          <w:numId w:val="1012"/>
-        </w:numPr>
+      <w:r>
+        <w:br/>
+      </w:r>
+    </w:p>
+    <w:p>
+      <w:pPr>
+        <w:numPr>
+          <w:ilvl w:val="0"/>
+          <w:numId w:val="1022"/>
+        </w:numPr>
+        <w:pStyle w:val="Compact"/>
       </w:pPr>
       <w:r>
         <w:t xml:space="preserve">Servicios en la nube de escala planetaria (</w:t>
       </w:r>
       <w:r>
         <w:rPr>
-          <w:b/>
-          <w:bCs/>
+          <w:bCs/>
+          <w:b/>
         </w:rPr>
         <w:t xml:space="preserve">Google Earth Engine, Microsoft Planetary Computer</w:t>
       </w:r>
       <w:r>
         <w:t xml:space="preserve">, entre otros).</w:t>
+      </w:r>
+      <w:r>
+        <w:br/>
+      </w:r>
+    </w:p>
+    <w:p>
+      <w:pPr>
+        <w:numPr>
+          <w:ilvl w:val="0"/>
+          <w:numId w:val="1022"/>
+        </w:numPr>
+        <w:pStyle w:val="Compact"/>
+      </w:pPr>
+      <w:r>
+        <w:t xml:space="preserve">Herramientas RMarkdown / Xaringan para generación de productos.</w:t>
       </w:r>
     </w:p>
     <w:bookmarkEnd w:id="42"/>
@@ -3734,8 +4394,8 @@
       </w:r>
       <w:r>
         <w:rPr>
+          <w:iCs/>
           <w:i/>
-          <w:iCs/>
         </w:rPr>
         <w:t xml:space="preserve">The theory of island biogeography</w:t>
       </w:r>
@@ -3983,14 +4643,14 @@
 <file path=word/numbering.xml><?xml version="1.0" encoding="utf-8"?>
 <w:numbering xmlns:w="http://schemas.openxmlformats.org/wordprocessingml/2006/main">
   <w:abstractNum w:abstractNumId="990">
-    <w:nsid w:val="0000A990"/>
+    <w:nsid w:val="A990"/>
     <w:multiLevelType w:val="multilevel"/>
     <w:lvl w:ilvl="0">
       <w:numFmt w:val="bullet"/>
       <w:lvlText w:val=" "/>
       <w:lvlJc w:val="left"/>
       <w:pPr>
-        <w:ind w:left="720" w:hanging="360"/>
+        <w:ind w:left="720" w:hanging="480"/>
       </w:pPr>
     </w:lvl>
     <w:lvl w:ilvl="1">
@@ -3998,7 +4658,7 @@
       <w:lvlText w:val=" "/>
       <w:lvlJc w:val="left"/>
       <w:pPr>
-        <w:ind w:left="1440" w:hanging="360"/>
+        <w:ind w:left="1440" w:hanging="480"/>
       </w:pPr>
     </w:lvl>
     <w:lvl w:ilvl="2">
@@ -4006,7 +4666,7 @@
       <w:lvlText w:val=" "/>
       <w:lvlJc w:val="left"/>
       <w:pPr>
-        <w:ind w:left="2160" w:hanging="360"/>
+        <w:ind w:left="2160" w:hanging="480"/>
       </w:pPr>
     </w:lvl>
     <w:lvl w:ilvl="3">
@@ -4014,7 +4674,7 @@
       <w:lvlText w:val=" "/>
       <w:lvlJc w:val="left"/>
       <w:pPr>
-        <w:ind w:left="2880" w:hanging="360"/>
+        <w:ind w:left="2880" w:hanging="480"/>
       </w:pPr>
     </w:lvl>
     <w:lvl w:ilvl="4">
@@ -4022,7 +4682,7 @@
       <w:lvlText w:val=" "/>
       <w:lvlJc w:val="left"/>
       <w:pPr>
-        <w:ind w:left="3600" w:hanging="360"/>
+        <w:ind w:left="3600" w:hanging="480"/>
       </w:pPr>
     </w:lvl>
     <w:lvl w:ilvl="5">
@@ -4030,7 +4690,7 @@
       <w:lvlText w:val=" "/>
       <w:lvlJc w:val="left"/>
       <w:pPr>
-        <w:ind w:left="4320" w:hanging="360"/>
+        <w:ind w:left="4320" w:hanging="480"/>
       </w:pPr>
     </w:lvl>
     <w:lvl w:ilvl="6">
@@ -4038,7 +4698,7 @@
       <w:lvlText w:val=" "/>
       <w:lvlJc w:val="left"/>
       <w:pPr>
-        <w:ind w:left="5040" w:hanging="360"/>
+        <w:ind w:left="5040" w:hanging="480"/>
       </w:pPr>
     </w:lvl>
     <w:lvl w:ilvl="7">
@@ -4046,7 +4706,7 @@
       <w:lvlText w:val=" "/>
       <w:lvlJc w:val="left"/>
       <w:pPr>
-        <w:ind w:left="5760" w:hanging="360"/>
+        <w:ind w:left="5760" w:hanging="480"/>
       </w:pPr>
     </w:lvl>
     <w:lvl w:ilvl="8">
@@ -4054,111 +4714,169 @@
       <w:lvlText w:val=" "/>
       <w:lvlJc w:val="left"/>
       <w:pPr>
-        <w:ind w:left="6480" w:hanging="360"/>
+        <w:ind w:left="6480" w:hanging="480"/>
       </w:pPr>
     </w:lvl>
   </w:abstractNum>
   <w:abstractNum w:abstractNumId="991">
-    <w:nsid w:val="0000A991"/>
+    <w:nsid w:val="A991"/>
     <w:multiLevelType w:val="multilevel"/>
     <w:lvl w:ilvl="0">
       <w:numFmt w:val="bullet"/>
-      <w:lvlText w:val=""/>
+      <w:lvlText w:val="•"/>
       <w:lvlJc w:val="left"/>
       <w:pPr>
-        <w:ind w:left="720" w:hanging="360"/>
-      </w:pPr>
-      <w:rPr>
-        <w:rFonts w:ascii="Symbol" w:hAnsi="Symbol" w:cs="Symbol" w:hint="default"/>
-      </w:rPr>
+        <w:ind w:left="720" w:hanging="480"/>
+      </w:pPr>
     </w:lvl>
     <w:lvl w:ilvl="1">
       <w:numFmt w:val="bullet"/>
-      <w:lvlText w:val="o"/>
+      <w:lvlText w:val="–"/>
       <w:lvlJc w:val="left"/>
       <w:pPr>
-        <w:ind w:left="1440" w:hanging="360"/>
-      </w:pPr>
-      <w:rPr>
-        <w:rFonts w:ascii="Courier New" w:hAnsi="Courier New" w:cs="Courier New" w:hint="default"/>
-      </w:rPr>
+        <w:ind w:left="1440" w:hanging="480"/>
+      </w:pPr>
     </w:lvl>
     <w:lvl w:ilvl="2">
       <w:numFmt w:val="bullet"/>
-      <w:lvlText w:val=""/>
+      <w:lvlText w:val="•"/>
       <w:lvlJc w:val="left"/>
       <w:pPr>
-        <w:ind w:left="2160" w:hanging="360"/>
-      </w:pPr>
-      <w:rPr>
-        <w:rFonts w:ascii="Wingdings" w:hAnsi="Wingdings" w:cs="Wingdings" w:hint="default"/>
-      </w:rPr>
+        <w:ind w:left="2160" w:hanging="480"/>
+      </w:pPr>
     </w:lvl>
     <w:lvl w:ilvl="3">
       <w:numFmt w:val="bullet"/>
-      <w:lvlText w:val=""/>
+      <w:lvlText w:val="–"/>
       <w:lvlJc w:val="left"/>
       <w:pPr>
-        <w:ind w:left="2880" w:hanging="360"/>
-      </w:pPr>
-      <w:rPr>
-        <w:rFonts w:ascii="Symbol" w:hAnsi="Symbol" w:cs="Symbol" w:hint="default"/>
-      </w:rPr>
+        <w:ind w:left="2880" w:hanging="480"/>
+      </w:pPr>
     </w:lvl>
     <w:lvl w:ilvl="4">
       <w:numFmt w:val="bullet"/>
-      <w:lvlText w:val="o"/>
+      <w:lvlText w:val="•"/>
       <w:lvlJc w:val="left"/>
       <w:pPr>
-        <w:ind w:left="3600" w:hanging="360"/>
-      </w:pPr>
-      <w:rPr>
-        <w:rFonts w:ascii="Courier New" w:hAnsi="Courier New" w:cs="Courier New" w:hint="default"/>
-      </w:rPr>
+        <w:ind w:left="3600" w:hanging="480"/>
+      </w:pPr>
     </w:lvl>
     <w:lvl w:ilvl="5">
       <w:numFmt w:val="bullet"/>
-      <w:lvlText w:val=""/>
+      <w:lvlText w:val="–"/>
       <w:lvlJc w:val="left"/>
       <w:pPr>
-        <w:ind w:left="4320" w:hanging="360"/>
-      </w:pPr>
-      <w:rPr>
-        <w:rFonts w:ascii="Wingdings" w:hAnsi="Wingdings" w:cs="Wingdings" w:hint="default"/>
-      </w:rPr>
+        <w:ind w:left="4320" w:hanging="480"/>
+      </w:pPr>
     </w:lvl>
     <w:lvl w:ilvl="6">
       <w:numFmt w:val="bullet"/>
-      <w:lvlText w:val=""/>
+      <w:lvlText w:val="•"/>
       <w:lvlJc w:val="left"/>
       <w:pPr>
-        <w:ind w:left="5040" w:hanging="360"/>
-      </w:pPr>
-      <w:rPr>
-        <w:rFonts w:ascii="Symbol" w:hAnsi="Symbol" w:cs="Symbol" w:hint="default"/>
-      </w:rPr>
+        <w:ind w:left="5040" w:hanging="480"/>
+      </w:pPr>
     </w:lvl>
     <w:lvl w:ilvl="7">
       <w:numFmt w:val="bullet"/>
-      <w:lvlText w:val="o"/>
+      <w:lvlText w:val="–"/>
       <w:lvlJc w:val="left"/>
       <w:pPr>
-        <w:ind w:left="5760" w:hanging="360"/>
-      </w:pPr>
-      <w:rPr>
-        <w:rFonts w:ascii="Courier New" w:hAnsi="Courier New" w:cs="Courier New" w:hint="default"/>
-      </w:rPr>
+        <w:ind w:left="5760" w:hanging="480"/>
+      </w:pPr>
     </w:lvl>
     <w:lvl w:ilvl="8">
       <w:numFmt w:val="bullet"/>
-      <w:lvlText w:val=""/>
+      <w:lvlText w:val="•"/>
       <w:lvlJc w:val="left"/>
       <w:pPr>
-        <w:ind w:left="6480" w:hanging="360"/>
-      </w:pPr>
-      <w:rPr>
-        <w:rFonts w:ascii="Wingdings" w:hAnsi="Wingdings" w:cs="Wingdings" w:hint="default"/>
-      </w:rPr>
+        <w:ind w:left="6480" w:hanging="480"/>
+      </w:pPr>
+    </w:lvl>
+  </w:abstractNum>
+  <w:abstractNum w:abstractNumId="99411">
+    <w:nsid w:val="A99411"/>
+    <w:multiLevelType w:val="multilevel"/>
+    <w:lvl w:ilvl="0">
+      <w:start w:val="1"/>
+      <w:numFmt w:val="decimal"/>
+      <w:lvlText w:val="%1."/>
+      <w:lvlJc w:val="left"/>
+      <w:pPr>
+        <w:ind w:left="720" w:hanging="480"/>
+      </w:pPr>
+    </w:lvl>
+    <w:lvl w:ilvl="1">
+      <w:start w:val="1"/>
+      <w:numFmt w:val="decimal"/>
+      <w:lvlText w:val="%2."/>
+      <w:lvlJc w:val="left"/>
+      <w:pPr>
+        <w:ind w:left="1440" w:hanging="480"/>
+      </w:pPr>
+    </w:lvl>
+    <w:lvl w:ilvl="2">
+      <w:start w:val="1"/>
+      <w:numFmt w:val="decimal"/>
+      <w:lvlText w:val="%3."/>
+      <w:lvlJc w:val="left"/>
+      <w:pPr>
+        <w:ind w:left="2160" w:hanging="480"/>
+      </w:pPr>
+    </w:lvl>
+    <w:lvl w:ilvl="3">
+      <w:start w:val="1"/>
+      <w:numFmt w:val="decimal"/>
+      <w:lvlText w:val="%4."/>
+      <w:lvlJc w:val="left"/>
+      <w:pPr>
+        <w:ind w:left="2880" w:hanging="480"/>
+      </w:pPr>
+    </w:lvl>
+    <w:lvl w:ilvl="4">
+      <w:start w:val="1"/>
+      <w:numFmt w:val="decimal"/>
+      <w:lvlText w:val="%5."/>
+      <w:lvlJc w:val="left"/>
+      <w:pPr>
+        <w:ind w:left="3600" w:hanging="480"/>
+      </w:pPr>
+    </w:lvl>
+    <w:lvl w:ilvl="5">
+      <w:start w:val="1"/>
+      <w:numFmt w:val="decimal"/>
+      <w:lvlText w:val="%6."/>
+      <w:lvlJc w:val="left"/>
+      <w:pPr>
+        <w:ind w:left="4320" w:hanging="480"/>
+      </w:pPr>
+    </w:lvl>
+    <w:lvl w:ilvl="6">
+      <w:start w:val="1"/>
+      <w:numFmt w:val="decimal"/>
+      <w:lvlText w:val="%7."/>
+      <w:lvlJc w:val="left"/>
+      <w:pPr>
+        <w:ind w:left="5040" w:hanging="480"/>
+      </w:pPr>
+    </w:lvl>
+    <w:lvl w:ilvl="7">
+      <w:start w:val="1"/>
+      <w:numFmt w:val="decimal"/>
+      <w:lvlText w:val="%8."/>
+      <w:lvlJc w:val="left"/>
+      <w:pPr>
+        <w:ind w:left="5760" w:hanging="480"/>
+      </w:pPr>
+    </w:lvl>
+    <w:lvl w:ilvl="8">
+      <w:start w:val="1"/>
+      <w:numFmt w:val="decimal"/>
+      <w:lvlText w:val="%9."/>
+      <w:lvlJc w:val="left"/>
+      <w:pPr>
+        <w:ind w:left="6480" w:hanging="480"/>
+      </w:pPr>
     </w:lvl>
   </w:abstractNum>
   <w:num w:numId="1000">
@@ -4192,7 +4910,34 @@
     <w:abstractNumId w:val="991"/>
   </w:num>
   <w:num w:numId="1010">
-    <w:abstractNumId w:val="991"/>
+    <w:abstractNumId w:val="99411"/>
+    <w:lvlOverride w:ilvl="0">
+      <w:startOverride w:val="1"/>
+    </w:lvlOverride>
+    <w:lvlOverride w:ilvl="1">
+      <w:startOverride w:val="1"/>
+    </w:lvlOverride>
+    <w:lvlOverride w:ilvl="2">
+      <w:startOverride w:val="1"/>
+    </w:lvlOverride>
+    <w:lvlOverride w:ilvl="3">
+      <w:startOverride w:val="1"/>
+    </w:lvlOverride>
+    <w:lvlOverride w:ilvl="4">
+      <w:startOverride w:val="1"/>
+    </w:lvlOverride>
+    <w:lvlOverride w:ilvl="5">
+      <w:startOverride w:val="1"/>
+    </w:lvlOverride>
+    <w:lvlOverride w:ilvl="6">
+      <w:startOverride w:val="1"/>
+    </w:lvlOverride>
+    <w:lvlOverride w:ilvl="7">
+      <w:startOverride w:val="1"/>
+    </w:lvlOverride>
+    <w:lvlOverride w:ilvl="8">
+      <w:startOverride w:val="1"/>
+    </w:lvlOverride>
   </w:num>
   <w:num w:numId="1011">
     <w:abstractNumId w:val="991"/>
@@ -4201,6 +4946,36 @@
     <w:abstractNumId w:val="991"/>
   </w:num>
   <w:num w:numId="1013">
+    <w:abstractNumId w:val="991"/>
+  </w:num>
+  <w:num w:numId="1014">
+    <w:abstractNumId w:val="991"/>
+  </w:num>
+  <w:num w:numId="1015">
+    <w:abstractNumId w:val="991"/>
+  </w:num>
+  <w:num w:numId="1016">
+    <w:abstractNumId w:val="991"/>
+  </w:num>
+  <w:num w:numId="1017">
+    <w:abstractNumId w:val="991"/>
+  </w:num>
+  <w:num w:numId="1018">
+    <w:abstractNumId w:val="991"/>
+  </w:num>
+  <w:num w:numId="1019">
+    <w:abstractNumId w:val="991"/>
+  </w:num>
+  <w:num w:numId="1020">
+    <w:abstractNumId w:val="991"/>
+  </w:num>
+  <w:num w:numId="1021">
+    <w:abstractNumId w:val="991"/>
+  </w:num>
+  <w:num w:numId="1022">
+    <w:abstractNumId w:val="991"/>
+  </w:num>
+  <w:num w:numId="1023">
     <w:abstractNumId w:val="991"/>
   </w:num>
 </w:numbering>
@@ -4716,9 +5491,9 @@
     <w:name w:val="KeywordTok"/>
     <w:basedOn w:val="VerbatimChar"/>
     <w:rPr>
-      <w:b/>
       <w:color w:val="204a87"/>
       <w:shd w:val="clear" w:fill="f8f8f8"/>
+      <w:b/>
     </w:rPr>
   </w:style>
   <w:style w:type="character" w:customStyle="1" w:styleId="DataTypeTok">
@@ -4773,9 +5548,9 @@
     <w:name w:val="SpecialCharTok"/>
     <w:basedOn w:val="VerbatimChar"/>
     <w:rPr>
-      <w:b/>
       <w:color w:val="ce5c00"/>
       <w:shd w:val="clear" w:fill="f8f8f8"/>
+      <w:b/>
     </w:rPr>
   </w:style>
   <w:style w:type="character" w:customStyle="1" w:styleId="StringTok">
@@ -4813,39 +5588,39 @@
     <w:name w:val="CommentTok"/>
     <w:basedOn w:val="VerbatimChar"/>
     <w:rPr>
-      <w:i/>
       <w:color w:val="8f5902"/>
       <w:shd w:val="clear" w:fill="f8f8f8"/>
+      <w:i/>
     </w:rPr>
   </w:style>
   <w:style w:type="character" w:customStyle="1" w:styleId="DocumentationTok">
     <w:name w:val="DocumentationTok"/>
     <w:basedOn w:val="VerbatimChar"/>
     <w:rPr>
+      <w:color w:val="8f5902"/>
+      <w:shd w:val="clear" w:fill="f8f8f8"/>
       <w:b/>
       <w:i/>
-      <w:color w:val="8f5902"/>
-      <w:shd w:val="clear" w:fill="f8f8f8"/>
     </w:rPr>
   </w:style>
   <w:style w:type="character" w:customStyle="1" w:styleId="AnnotationTok">
     <w:name w:val="AnnotationTok"/>
     <w:basedOn w:val="VerbatimChar"/>
     <w:rPr>
+      <w:color w:val="8f5902"/>
+      <w:shd w:val="clear" w:fill="f8f8f8"/>
       <w:b/>
       <w:i/>
-      <w:color w:val="8f5902"/>
-      <w:shd w:val="clear" w:fill="f8f8f8"/>
     </w:rPr>
   </w:style>
   <w:style w:type="character" w:customStyle="1" w:styleId="CommentVarTok">
     <w:name w:val="CommentVarTok"/>
     <w:basedOn w:val="VerbatimChar"/>
     <w:rPr>
+      <w:color w:val="8f5902"/>
+      <w:shd w:val="clear" w:fill="f8f8f8"/>
       <w:b/>
       <w:i/>
-      <w:color w:val="8f5902"/>
-      <w:shd w:val="clear" w:fill="f8f8f8"/>
     </w:rPr>
   </w:style>
   <w:style w:type="character" w:customStyle="1" w:styleId="OtherTok">
@@ -4860,9 +5635,9 @@
     <w:name w:val="FunctionTok"/>
     <w:basedOn w:val="VerbatimChar"/>
     <w:rPr>
-      <w:b/>
       <w:color w:val="204a87"/>
       <w:shd w:val="clear" w:fill="f8f8f8"/>
+      <w:b/>
     </w:rPr>
   </w:style>
   <w:style w:type="character" w:customStyle="1" w:styleId="VariableTok">
@@ -4877,18 +5652,18 @@
     <w:name w:val="ControlFlowTok"/>
     <w:basedOn w:val="VerbatimChar"/>
     <w:rPr>
-      <w:b/>
       <w:color w:val="204a87"/>
       <w:shd w:val="clear" w:fill="f8f8f8"/>
+      <w:b/>
     </w:rPr>
   </w:style>
   <w:style w:type="character" w:customStyle="1" w:styleId="OperatorTok">
     <w:name w:val="OperatorTok"/>
     <w:basedOn w:val="VerbatimChar"/>
     <w:rPr>
-      <w:b/>
       <w:color w:val="ce5c00"/>
       <w:shd w:val="clear" w:fill="f8f8f8"/>
+      <w:b/>
     </w:rPr>
   </w:style>
   <w:style w:type="character" w:customStyle="1" w:styleId="BuiltInTok">
@@ -4909,9 +5684,9 @@
     <w:name w:val="PreprocessorTok"/>
     <w:basedOn w:val="VerbatimChar"/>
     <w:rPr>
-      <w:i/>
       <w:color w:val="8f5902"/>
       <w:shd w:val="clear" w:fill="f8f8f8"/>
+      <w:i/>
     </w:rPr>
   </w:style>
   <w:style w:type="character" w:customStyle="1" w:styleId="AttributeTok">
@@ -4933,20 +5708,20 @@
     <w:name w:val="InformationTok"/>
     <w:basedOn w:val="VerbatimChar"/>
     <w:rPr>
+      <w:color w:val="8f5902"/>
+      <w:shd w:val="clear" w:fill="f8f8f8"/>
       <w:b/>
       <w:i/>
-      <w:color w:val="8f5902"/>
-      <w:shd w:val="clear" w:fill="f8f8f8"/>
     </w:rPr>
   </w:style>
   <w:style w:type="character" w:customStyle="1" w:styleId="WarningTok">
     <w:name w:val="WarningTok"/>
     <w:basedOn w:val="VerbatimChar"/>
     <w:rPr>
+      <w:color w:val="8f5902"/>
+      <w:shd w:val="clear" w:fill="f8f8f8"/>
       <w:b/>
       <w:i/>
-      <w:color w:val="8f5902"/>
-      <w:shd w:val="clear" w:fill="f8f8f8"/>
     </w:rPr>
   </w:style>
   <w:style w:type="character" w:customStyle="1" w:styleId="AlertTok">
@@ -4961,9 +5736,9 @@
     <w:name w:val="ErrorTok"/>
     <w:basedOn w:val="VerbatimChar"/>
     <w:rPr>
-      <w:b/>
       <w:color w:val="a40000"/>
       <w:shd w:val="clear" w:fill="f8f8f8"/>
+      <w:b/>
     </w:rPr>
   </w:style>
   <w:style w:type="character" w:customStyle="1" w:styleId="NormalTok">
@@ -4987,44 +5762,44 @@
         <a:sysClr val="window" lastClr="FFFFFF"/>
       </a:lt1>
       <a:dk2>
-        <a:srgbClr val="0E2841"/>
+        <a:srgbClr val="1F497D"/>
       </a:dk2>
       <a:lt2>
-        <a:srgbClr val="E8E8E8"/>
+        <a:srgbClr val="EEECE1"/>
       </a:lt2>
       <a:accent1>
-        <a:srgbClr val="156082"/>
+        <a:srgbClr val="4F81BD"/>
       </a:accent1>
       <a:accent2>
-        <a:srgbClr val="E97132"/>
+        <a:srgbClr val="C0504D"/>
       </a:accent2>
       <a:accent3>
-        <a:srgbClr val="196B24"/>
+        <a:srgbClr val="9BBB59"/>
       </a:accent3>
       <a:accent4>
-        <a:srgbClr val="0F9ED5"/>
+        <a:srgbClr val="8064A2"/>
       </a:accent4>
       <a:accent5>
-        <a:srgbClr val="A02B93"/>
+        <a:srgbClr val="4BACC6"/>
       </a:accent5>
       <a:accent6>
-        <a:srgbClr val="4EA72E"/>
+        <a:srgbClr val="F79646"/>
       </a:accent6>
       <a:hlink>
-        <a:srgbClr val="467886"/>
+        <a:srgbClr val="0000FF"/>
       </a:hlink>
       <a:folHlink>
-        <a:srgbClr val="96607D"/>
+        <a:srgbClr val="800080"/>
       </a:folHlink>
     </a:clrScheme>
     <a:fontScheme name="Office">
       <a:majorFont>
-        <a:latin typeface="Aptos Display" panose="02110004020202020204"/>
+        <a:latin typeface="Calibri"/>
         <a:ea typeface=""/>
         <a:cs typeface=""/>
-        <a:font script="Jpan" typeface="游ゴシック Light"/>
+        <a:font script="Jpan" typeface="ＭＳ ゴシック"/>
         <a:font script="Hang" typeface="맑은 고딕"/>
-        <a:font script="Hans" typeface="等线 Light"/>
+        <a:font script="Hans" typeface="宋体"/>
         <a:font script="Hant" typeface="新細明體"/>
         <a:font script="Arab" typeface="Times New Roman"/>
         <a:font script="Hebr" typeface="Times New Roman"/>
@@ -5051,32 +5826,14 @@
         <a:font script="Mong" typeface="Mongolian Baiti"/>
         <a:font script="Viet" typeface="Times New Roman"/>
         <a:font script="Uigh" typeface="Microsoft Uighur"/>
-        <a:font script="Geor" typeface="Sylfaen"/>
-        <a:font script="Armn" typeface="Arial"/>
-        <a:font script="Bugi" typeface="Leelawadee UI"/>
-        <a:font script="Bopo" typeface="Microsoft JhengHei"/>
-        <a:font script="Java" typeface="Javanese Text"/>
-        <a:font script="Lisu" typeface="Segoe UI"/>
-        <a:font script="Mymr" typeface="Myanmar Text"/>
-        <a:font script="Nkoo" typeface="Ebrima"/>
-        <a:font script="Olck" typeface="Nirmala UI"/>
-        <a:font script="Osma" typeface="Ebrima"/>
-        <a:font script="Phag" typeface="Phagspa"/>
-        <a:font script="Syrn" typeface="Estrangelo Edessa"/>
-        <a:font script="Syrj" typeface="Estrangelo Edessa"/>
-        <a:font script="Syre" typeface="Estrangelo Edessa"/>
-        <a:font script="Sora" typeface="Nirmala UI"/>
-        <a:font script="Tale" typeface="Microsoft Tai Le"/>
-        <a:font script="Talu" typeface="Microsoft New Tai Lue"/>
-        <a:font script="Tfng" typeface="Ebrima"/>
       </a:majorFont>
       <a:minorFont>
-        <a:latin typeface="Aptos" panose="02110004020202020204"/>
+        <a:latin typeface="Cambria"/>
         <a:ea typeface=""/>
         <a:cs typeface=""/>
-        <a:font script="Jpan" typeface="游明朝"/>
+        <a:font script="Jpan" typeface="ＭＳ 明朝"/>
         <a:font script="Hang" typeface="맑은 고딕"/>
-        <a:font script="Hans" typeface="等线"/>
+        <a:font script="Hans" typeface="宋体"/>
         <a:font script="Hant" typeface="新細明體"/>
         <a:font script="Arab" typeface="Arial"/>
         <a:font script="Hebr" typeface="Arial"/>
@@ -5103,24 +5860,6 @@
         <a:font script="Mong" typeface="Mongolian Baiti"/>
         <a:font script="Viet" typeface="Arial"/>
         <a:font script="Uigh" typeface="Microsoft Uighur"/>
-        <a:font script="Geor" typeface="Sylfaen"/>
-        <a:font script="Armn" typeface="Arial"/>
-        <a:font script="Bugi" typeface="Leelawadee UI"/>
-        <a:font script="Bopo" typeface="Microsoft JhengHei"/>
-        <a:font script="Java" typeface="Javanese Text"/>
-        <a:font script="Lisu" typeface="Segoe UI"/>
-        <a:font script="Mymr" typeface="Myanmar Text"/>
-        <a:font script="Nkoo" typeface="Ebrima"/>
-        <a:font script="Olck" typeface="Nirmala UI"/>
-        <a:font script="Osma" typeface="Ebrima"/>
-        <a:font script="Phag" typeface="Phagspa"/>
-        <a:font script="Syrn" typeface="Estrangelo Edessa"/>
-        <a:font script="Syrj" typeface="Estrangelo Edessa"/>
-        <a:font script="Syre" typeface="Estrangelo Edessa"/>
-        <a:font script="Sora" typeface="Nirmala UI"/>
-        <a:font script="Tale" typeface="Microsoft Tai Le"/>
-        <a:font script="Talu" typeface="Microsoft New Tai Lue"/>
-        <a:font script="Tfng" typeface="Ebrima"/>
       </a:minorFont>
     </a:fontScheme>
     <a:fmtScheme name="Office">
@@ -5132,141 +5871,200 @@
           <a:gsLst>
             <a:gs pos="0">
               <a:schemeClr val="phClr">
-                <a:lumMod val="110000"/>
-                <a:satMod val="105000"/>
-                <a:tint val="67000"/>
+                <a:tint val="50000"/>
+                <a:satMod val="300000"/>
               </a:schemeClr>
             </a:gs>
-            <a:gs pos="50000">
+            <a:gs pos="35000">
               <a:schemeClr val="phClr">
-                <a:lumMod val="105000"/>
-                <a:satMod val="103000"/>
-                <a:tint val="73000"/>
+                <a:tint val="37000"/>
+                <a:satMod val="300000"/>
               </a:schemeClr>
             </a:gs>
             <a:gs pos="100000">
               <a:schemeClr val="phClr">
-                <a:lumMod val="105000"/>
-                <a:satMod val="109000"/>
-                <a:tint val="81000"/>
+                <a:tint val="15000"/>
+                <a:satMod val="350000"/>
               </a:schemeClr>
             </a:gs>
           </a:gsLst>
-          <a:lin ang="5400000" scaled="0"/>
+          <a:lin ang="16200000" scaled="1"/>
         </a:gradFill>
         <a:gradFill rotWithShape="1">
           <a:gsLst>
             <a:gs pos="0">
               <a:schemeClr val="phClr">
-                <a:satMod val="103000"/>
-                <a:lumMod val="102000"/>
-                <a:tint val="94000"/>
-              </a:schemeClr>
-            </a:gs>
-            <a:gs pos="50000">
-              <a:schemeClr val="phClr">
-                <a:satMod val="110000"/>
-                <a:lumMod val="100000"/>
+                <a:tint val="100000"/>
                 <a:shade val="100000"/>
+                <a:satMod val="130000"/>
               </a:schemeClr>
             </a:gs>
             <a:gs pos="100000">
               <a:schemeClr val="phClr">
-                <a:lumMod val="99000"/>
-                <a:satMod val="120000"/>
-                <a:shade val="78000"/>
+                <a:tint val="50000"/>
+                <a:shade val="100000"/>
+                <a:satMod val="350000"/>
               </a:schemeClr>
             </a:gs>
           </a:gsLst>
-          <a:lin ang="5400000" scaled="0"/>
+          <a:lin ang="16200000" scaled="0"/>
         </a:gradFill>
       </a:fillStyleLst>
       <a:lnStyleLst>
-        <a:ln w="6350" cap="flat" cmpd="sng" algn="ctr">
+        <a:ln w="9525" cap="flat" cmpd="sng" algn="ctr">
+          <a:solidFill>
+            <a:schemeClr val="phClr">
+              <a:shade val="95000"/>
+              <a:satMod val="105000"/>
+            </a:schemeClr>
+          </a:solidFill>
+          <a:prstDash val="solid"/>
+        </a:ln>
+        <a:ln w="25400" cap="flat" cmpd="sng" algn="ctr">
           <a:solidFill>
             <a:schemeClr val="phClr"/>
           </a:solidFill>
           <a:prstDash val="solid"/>
-          <a:miter lim="800000"/>
         </a:ln>
-        <a:ln w="12700" cap="flat" cmpd="sng" algn="ctr">
+        <a:ln w="38100" cap="flat" cmpd="sng" algn="ctr">
           <a:solidFill>
             <a:schemeClr val="phClr"/>
           </a:solidFill>
           <a:prstDash val="solid"/>
-          <a:miter lim="800000"/>
-        </a:ln>
-        <a:ln w="19050" cap="flat" cmpd="sng" algn="ctr">
-          <a:solidFill>
-            <a:schemeClr val="phClr"/>
-          </a:solidFill>
-          <a:prstDash val="solid"/>
-          <a:miter lim="800000"/>
         </a:ln>
       </a:lnStyleLst>
       <a:effectStyleLst>
         <a:effectStyle>
-          <a:effectLst/>
-        </a:effectStyle>
-        <a:effectStyle>
-          <a:effectLst/>
+          <a:effectLst>
+            <a:outerShdw blurRad="40000" dist="20000" dir="5400000" rotWithShape="0">
+              <a:srgbClr val="000000">
+                <a:alpha val="38000"/>
+              </a:srgbClr>
+            </a:outerShdw>
+          </a:effectLst>
         </a:effectStyle>
         <a:effectStyle>
           <a:effectLst>
-            <a:outerShdw blurRad="57150" dist="19050" dir="5400000" algn="ctr" rotWithShape="0">
+            <a:outerShdw blurRad="40000" dist="23000" dir="5400000" rotWithShape="0">
               <a:srgbClr val="000000">
-                <a:alpha val="63000"/>
+                <a:alpha val="35000"/>
               </a:srgbClr>
             </a:outerShdw>
           </a:effectLst>
+        </a:effectStyle>
+        <a:effectStyle>
+          <a:effectLst>
+            <a:outerShdw blurRad="40000" dist="23000" dir="5400000" rotWithShape="0">
+              <a:srgbClr val="000000">
+                <a:alpha val="35000"/>
+              </a:srgbClr>
+            </a:outerShdw>
+          </a:effectLst>
+          <a:scene3d>
+            <a:camera prst="orthographicFront">
+              <a:rot lat="0" lon="0" rev="0"/>
+            </a:camera>
+            <a:lightRig rig="threePt" dir="t">
+              <a:rot lat="0" lon="0" rev="1200000"/>
+            </a:lightRig>
+          </a:scene3d>
+          <a:sp3d>
+            <a:bevelT w="63500" h="25400"/>
+          </a:sp3d>
         </a:effectStyle>
       </a:effectStyleLst>
       <a:bgFillStyleLst>
         <a:solidFill>
           <a:schemeClr val="phClr"/>
         </a:solidFill>
-        <a:solidFill>
-          <a:schemeClr val="phClr">
-            <a:tint val="95000"/>
-            <a:satMod val="170000"/>
-          </a:schemeClr>
-        </a:solidFill>
         <a:gradFill rotWithShape="1">
           <a:gsLst>
             <a:gs pos="0">
               <a:schemeClr val="phClr">
-                <a:tint val="93000"/>
-                <a:satMod val="150000"/>
-                <a:shade val="98000"/>
-                <a:lumMod val="102000"/>
+                <a:tint val="40000"/>
+                <a:satMod val="350000"/>
               </a:schemeClr>
             </a:gs>
-            <a:gs pos="50000">
+            <a:gs pos="40000">
               <a:schemeClr val="phClr">
-                <a:tint val="98000"/>
-                <a:satMod val="130000"/>
-                <a:shade val="90000"/>
-                <a:lumMod val="103000"/>
+                <a:tint val="45000"/>
+                <a:shade val="99000"/>
+                <a:satMod val="350000"/>
               </a:schemeClr>
             </a:gs>
             <a:gs pos="100000">
               <a:schemeClr val="phClr">
-                <a:shade val="63000"/>
-                <a:satMod val="120000"/>
+                <a:shade val="20000"/>
+                <a:satMod val="255000"/>
               </a:schemeClr>
             </a:gs>
           </a:gsLst>
-          <a:lin ang="5400000" scaled="0"/>
+          <a:path path="circle">
+            <a:fillToRect l="50000" t="-80000" r="50000" b="180000"/>
+          </a:path>
+        </a:gradFill>
+        <a:gradFill rotWithShape="1">
+          <a:gsLst>
+            <a:gs pos="0">
+              <a:schemeClr val="phClr">
+                <a:tint val="80000"/>
+                <a:satMod val="300000"/>
+              </a:schemeClr>
+            </a:gs>
+            <a:gs pos="100000">
+              <a:schemeClr val="phClr">
+                <a:shade val="30000"/>
+                <a:satMod val="200000"/>
+              </a:schemeClr>
+            </a:gs>
+          </a:gsLst>
+          <a:path path="circle">
+            <a:fillToRect l="50000" t="50000" r="50000" b="50000"/>
+          </a:path>
         </a:gradFill>
       </a:bgFillStyleLst>
     </a:fmtScheme>
   </a:themeElements>
-  <a:objectDefaults/>
+  <a:objectDefaults>
+    <a:spDef>
+      <a:spPr/>
+      <a:bodyPr/>
+      <a:lstStyle/>
+      <a:style>
+        <a:lnRef idx="1">
+          <a:schemeClr val="accent1"/>
+        </a:lnRef>
+        <a:fillRef idx="3">
+          <a:schemeClr val="accent1"/>
+        </a:fillRef>
+        <a:effectRef idx="2">
+          <a:schemeClr val="accent1"/>
+        </a:effectRef>
+        <a:fontRef idx="minor">
+          <a:schemeClr val="lt1"/>
+        </a:fontRef>
+      </a:style>
+    </a:spDef>
+    <a:lnDef>
+      <a:spPr/>
+      <a:bodyPr/>
+      <a:lstStyle/>
+      <a:style>
+        <a:lnRef idx="2">
+          <a:schemeClr val="accent1"/>
+        </a:lnRef>
+        <a:fillRef idx="0">
+          <a:schemeClr val="accent1"/>
+        </a:fillRef>
+        <a:effectRef idx="1">
+          <a:schemeClr val="accent1"/>
+        </a:effectRef>
+        <a:fontRef idx="minor">
+          <a:schemeClr val="tx1"/>
+        </a:fontRef>
+      </a:style>
+    </a:lnDef>
+  </a:objectDefaults>
   <a:extraClrSchemeLst/>
-  <a:extLst>
-    <a:ext uri="{05A4C25C-085E-4340-85A3-A5531E510DB2}">
-      <thm15:themeFamily xmlns:thm15="http://schemas.microsoft.com/office/thememl/2012/main" name="Office Theme" id="{2E142A2C-CD16-42D6-873A-C26D2A0506FA}" vid="{1BDDFF52-6CD6-40A5-AB3C-68EB2F1E4D0A}"/>
-    </a:ext>
-  </a:extLst>
 </a:theme>
 </file>